--- a/JavaScript/04 Rechenoperatoren/Übung A.docx
+++ b/JavaScript/04 Rechenoperatoren/Übung A.docx
@@ -1,16 +1,26 @@
 
 <file path=word/document.xml><?xml version="1.0" encoding="utf-8"?>
-<w:document xmlns:wpc="http://schemas.microsoft.com/office/word/2010/wordprocessingCanvas" xmlns:cx="http://schemas.microsoft.com/office/drawing/2014/chartex" xmlns:cx1="http://schemas.microsoft.com/office/drawing/2015/9/8/chartex" xmlns:cx2="http://schemas.microsoft.com/office/drawing/2015/10/21/chartex" xmlns:cx3="http://schemas.microsoft.com/office/drawing/2016/5/9/chartex" xmlns:cx4="http://schemas.microsoft.com/office/drawing/2016/5/10/chartex" xmlns:cx5="http://schemas.microsoft.com/office/drawing/2016/5/11/chartex" xmlns:cx6="http://schemas.microsoft.com/office/drawing/2016/5/12/chartex" xmlns:cx7="http://schemas.microsoft.com/office/drawing/2016/5/13/chartex" xmlns:cx8="http://schemas.microsoft.com/office/drawing/2016/5/14/chartex" xmlns:mc="http://schemas.openxmlformats.org/markup-compatibility/2006" xmlns:aink="http://schemas.microsoft.com/office/drawing/2016/ink" xmlns:am3d="http://schemas.microsoft.com/office/drawing/2017/model3d" xmlns:o="urn:schemas-microsoft-com:office:office" xmlns:oel="http://schemas.microsoft.com/office/2019/extlst" xmlns:r="http://schemas.openxmlformats.org/officeDocument/2006/relationships" xmlns:m="http://schemas.openxmlformats.org/officeDocument/2006/math" xmlns:v="urn:schemas-microsoft-com:vml" xmlns:wp14="http://schemas.microsoft.com/office/word/2010/wordprocessingDrawing" xmlns:wp="http://schemas.openxmlformats.org/drawingml/2006/wordprocessingDrawing" xmlns:w10="urn:schemas-microsoft-com:office:word" xmlns:w="http://schemas.openxmlformats.org/wordprocessingml/2006/main" xmlns:w14="http://schemas.microsoft.com/office/word/2010/wordml" xmlns:w15="http://schemas.microsoft.com/office/word/2012/wordml" xmlns:w16cex="http://schemas.microsoft.com/office/word/2018/wordml/cex" xmlns:w16cid="http://schemas.microsoft.com/office/word/2016/wordml/cid" xmlns:w16="http://schemas.microsoft.com/office/word/2018/wordml" xmlns:w16du="http://schemas.microsoft.com/office/word/2023/wordml/word16du" xmlns:w16sdtdh="http://schemas.microsoft.com/office/word/2020/wordml/sdtdatahash" xmlns:w16sdtfl="http://schemas.microsoft.com/office/word/2024/wordml/sdtformatlock" xmlns:w16se="http://schemas.microsoft.com/office/word/2015/wordml/symex" xmlns:wpg="http://schemas.microsoft.com/office/word/2010/wordprocessingGroup" xmlns:wpi="http://schemas.microsoft.com/office/word/2010/wordprocessingInk" xmlns:wne="http://schemas.microsoft.com/office/word/2006/wordml" xmlns:wps="http://schemas.microsoft.com/office/word/2010/wordprocessingShape" mc:Ignorable="w14 w15 w16se w16cid w16 w16cex w16sdtdh w16sdtfl w16du wp14">
+<w:document xmlns:o="urn:schemas-microsoft-com:office:office" xmlns:r="http://schemas.openxmlformats.org/officeDocument/2006/relationships" xmlns:v="urn:schemas-microsoft-com:vml" xmlns:w="http://schemas.openxmlformats.org/wordprocessingml/2006/main" xmlns:w10="urn:schemas-microsoft-com:office:word" xmlns:wp="http://schemas.openxmlformats.org/drawingml/2006/wordprocessingDrawing" xmlns:wps="http://schemas.microsoft.com/office/word/2010/wordprocessingShape" xmlns:wpg="http://schemas.microsoft.com/office/word/2010/wordprocessingGroup" xmlns:mc="http://schemas.openxmlformats.org/markup-compatibility/2006" xmlns:wp14="http://schemas.microsoft.com/office/word/2010/wordprocessingDrawing" xmlns:w14="http://schemas.microsoft.com/office/word/2010/wordml" xmlns:w15="http://schemas.microsoft.com/office/word/2012/wordml" mc:Ignorable="w14 wp14 w15">
   <w:body>
     <w:tbl>
       <w:tblPr>
         <w:tblStyle w:val="GridTable5Dark-Accent1"/>
-        <w:tblW w:w="0" w:type="auto"/>
-        <w:tblLook w:val="04A0" w:firstRow="1" w:lastRow="0" w:firstColumn="1" w:lastColumn="0" w:noHBand="0" w:noVBand="1"/>
+        <w:tblW w:w="9016" w:type="dxa"/>
+        <w:jc w:val="left"/>
+        <w:tblInd w:w="0" w:type="dxa"/>
+        <w:shd w:fill="C1E4F5" w:val="clear"/>
+        <w:tblLayout w:type="fixed"/>
+        <w:tblCellMar>
+          <w:top w:w="0" w:type="dxa"/>
+          <w:left w:w="108" w:type="dxa"/>
+          <w:bottom w:w="0" w:type="dxa"/>
+          <w:right w:w="108" w:type="dxa"/>
+        </w:tblCellMar>
+        <w:tblLook w:firstRow="1" w:noVBand="1" w:lastRow="0" w:firstColumn="1" w:lastColumn="0" w:noHBand="0" w:val="04a0"/>
       </w:tblPr>
       <w:tblGrid>
-        <w:gridCol w:w="1696"/>
-        <w:gridCol w:w="1701"/>
+        <w:gridCol w:w="1695"/>
+        <w:gridCol w:w="1702"/>
         <w:gridCol w:w="5619"/>
       </w:tblGrid>
       <w:tr>
@@ -19,13 +29,18 @@
         </w:trPr>
         <w:tc>
           <w:tcPr>
-            <w:cnfStyle w:val="001000000000" w:firstRow="0" w:lastRow="0" w:firstColumn="1" w:lastColumn="0" w:oddVBand="0" w:evenVBand="0" w:oddHBand="0" w:evenHBand="0" w:firstRowFirstColumn="0" w:firstRowLastColumn="0" w:lastRowFirstColumn="0" w:lastRowLastColumn="0"/>
             <w:tcW w:w="3397" w:type="dxa"/>
             <w:gridSpan w:val="2"/>
+            <w:cnfStyle w:val="001000000000" w:firstRow="0" w:lastRow="0" w:firstColumn="1" w:lastColumn="0" w:oddVBand="0" w:evenVBand="0" w:oddHBand="0" w:evenHBand="0" w:firstRowFirstColumn="0" w:firstRowLastColumn="0" w:lastRowFirstColumn="0" w:lastRowLastColumn="0"/>
+            <w:tcBorders/>
+            <w:shd w:color="auto" w:fill="156082" w:themeFill="accent1" w:val="clear"/>
           </w:tcPr>
           <w:p>
             <w:pPr>
-              <w:spacing w:line="480" w:lineRule="auto"/>
+              <w:pStyle w:val="Normal"/>
+              <w:widowControl/>
+              <w:spacing w:lineRule="auto" w:line="480" w:before="0" w:after="0"/>
+              <w:jc w:val="left"/>
               <w:rPr>
                 <w:rFonts w:ascii="Comic Sans MS" w:hAnsi="Comic Sans MS"/>
                 <w:sz w:val="22"/>
@@ -34,9 +49,14 @@
             </w:pPr>
             <w:r>
               <w:rPr>
-                <w:rFonts w:ascii="Comic Sans MS" w:hAnsi="Comic Sans MS"/>
-                <w:sz w:val="22"/>
-                <w:szCs w:val="22"/>
+                <w:rFonts w:eastAsia="Aptos" w:cs="" w:ascii="Comic Sans MS" w:hAnsi="Comic Sans MS"/>
+                <w:b/>
+                <w:bCs/>
+                <w:color w:val="FFFFFF"/>
+                <w:kern w:val="2"/>
+                <w:sz w:val="22"/>
+                <w:szCs w:val="22"/>
+                <w:lang w:val="de-DE" w:eastAsia="en-US" w:bidi="ar-SA"/>
               </w:rPr>
               <w:t>Typ</w:t>
             </w:r>
@@ -45,10 +65,17 @@
         <w:tc>
           <w:tcPr>
             <w:tcW w:w="5619" w:type="dxa"/>
+            <w:tcBorders>
+              <w:bottom w:val="nil"/>
+            </w:tcBorders>
+            <w:shd w:color="auto" w:fill="156082" w:themeFill="accent1" w:val="clear"/>
           </w:tcPr>
           <w:p>
             <w:pPr>
-              <w:spacing w:line="480" w:lineRule="auto"/>
+              <w:pStyle w:val="Normal"/>
+              <w:widowControl/>
+              <w:spacing w:lineRule="auto" w:line="480" w:before="0" w:after="0"/>
+              <w:jc w:val="left"/>
               <w:cnfStyle w:val="100000000000" w:firstRow="1" w:lastRow="0" w:firstColumn="0" w:lastColumn="0" w:oddVBand="0" w:evenVBand="0" w:oddHBand="0" w:evenHBand="0" w:firstRowFirstColumn="0" w:firstRowLastColumn="0" w:lastRowFirstColumn="0" w:lastRowLastColumn="0"/>
               <w:rPr>
                 <w:rFonts w:ascii="Comic Sans MS" w:hAnsi="Comic Sans MS"/>
@@ -58,9 +85,14 @@
             </w:pPr>
             <w:r>
               <w:rPr>
-                <w:rFonts w:ascii="Comic Sans MS" w:hAnsi="Comic Sans MS"/>
-                <w:sz w:val="22"/>
-                <w:szCs w:val="22"/>
+                <w:rFonts w:eastAsia="Aptos" w:cs="" w:ascii="Comic Sans MS" w:hAnsi="Comic Sans MS"/>
+                <w:b/>
+                <w:bCs/>
+                <w:color w:val="FFFFFF"/>
+                <w:kern w:val="2"/>
+                <w:sz w:val="22"/>
+                <w:szCs w:val="22"/>
+                <w:lang w:val="de-DE" w:eastAsia="en-US" w:bidi="ar-SA"/>
               </w:rPr>
               <w:t>Erstellung (bzw. Verinbarung)</w:t>
             </w:r>
@@ -73,12 +105,19 @@
         </w:trPr>
         <w:tc>
           <w:tcPr>
+            <w:tcW w:w="1695" w:type="dxa"/>
             <w:cnfStyle w:val="001000000000" w:firstRow="0" w:lastRow="0" w:firstColumn="1" w:lastColumn="0" w:oddVBand="0" w:evenVBand="0" w:oddHBand="0" w:evenHBand="0" w:firstRowFirstColumn="0" w:firstRowLastColumn="0" w:lastRowFirstColumn="0" w:lastRowLastColumn="0"/>
-            <w:tcW w:w="1696" w:type="dxa"/>
+            <w:tcBorders>
+              <w:right w:val="nil"/>
+            </w:tcBorders>
+            <w:shd w:color="auto" w:fill="156082" w:themeFill="accent1" w:val="clear"/>
           </w:tcPr>
           <w:p>
             <w:pPr>
-              <w:spacing w:line="480" w:lineRule="auto"/>
+              <w:pStyle w:val="Normal"/>
+              <w:widowControl/>
+              <w:spacing w:lineRule="auto" w:line="480" w:before="0" w:after="0"/>
+              <w:jc w:val="left"/>
               <w:rPr>
                 <w:rFonts w:ascii="Comic Sans MS" w:hAnsi="Comic Sans MS"/>
                 <w:sz w:val="22"/>
@@ -87,9 +126,14 @@
             </w:pPr>
             <w:r>
               <w:rPr>
-                <w:rFonts w:ascii="Comic Sans MS" w:hAnsi="Comic Sans MS"/>
-                <w:sz w:val="22"/>
-                <w:szCs w:val="22"/>
+                <w:rFonts w:eastAsia="Aptos" w:cs="" w:ascii="Comic Sans MS" w:hAnsi="Comic Sans MS"/>
+                <w:b/>
+                <w:bCs/>
+                <w:color w:val="FFFFFF"/>
+                <w:kern w:val="2"/>
+                <w:sz w:val="22"/>
+                <w:szCs w:val="22"/>
+                <w:lang w:val="de-DE" w:eastAsia="en-US" w:bidi="ar-SA"/>
               </w:rPr>
               <w:t xml:space="preserve">Fließkomma </w:t>
             </w:r>
@@ -97,11 +141,16 @@
         </w:tc>
         <w:tc>
           <w:tcPr>
-            <w:tcW w:w="1701" w:type="dxa"/>
+            <w:tcW w:w="1702" w:type="dxa"/>
+            <w:tcBorders/>
+            <w:shd w:color="auto" w:fill="83CAEB" w:themeFill="accent1" w:themeFillTint="66" w:val="clear"/>
           </w:tcPr>
           <w:p>
             <w:pPr>
-              <w:spacing w:line="480" w:lineRule="auto"/>
+              <w:pStyle w:val="Normal"/>
+              <w:widowControl/>
+              <w:spacing w:lineRule="auto" w:line="480" w:before="0" w:after="0"/>
+              <w:jc w:val="left"/>
               <w:cnfStyle w:val="000000100000" w:firstRow="0" w:lastRow="0" w:firstColumn="0" w:lastColumn="0" w:oddVBand="0" w:evenVBand="0" w:oddHBand="1" w:evenHBand="0" w:firstRowFirstColumn="0" w:firstRowLastColumn="0" w:lastRowFirstColumn="0" w:lastRowLastColumn="0"/>
               <w:rPr>
                 <w:rFonts w:ascii="Comic Sans MS" w:hAnsi="Comic Sans MS"/>
@@ -111,9 +160,11 @@
             </w:pPr>
             <w:r>
               <w:rPr>
-                <w:rFonts w:ascii="Comic Sans MS" w:hAnsi="Comic Sans MS"/>
-                <w:sz w:val="22"/>
-                <w:szCs w:val="22"/>
+                <w:rFonts w:eastAsia="Aptos" w:cs="" w:ascii="Comic Sans MS" w:hAnsi="Comic Sans MS"/>
+                <w:kern w:val="2"/>
+                <w:sz w:val="22"/>
+                <w:szCs w:val="22"/>
+                <w:lang w:val="de-DE" w:eastAsia="en-US" w:bidi="ar-SA"/>
               </w:rPr>
               <w:t>(Komma Zahl)</w:t>
             </w:r>
@@ -122,10 +173,15 @@
         <w:tc>
           <w:tcPr>
             <w:tcW w:w="5619" w:type="dxa"/>
+            <w:tcBorders/>
+            <w:shd w:color="auto" w:fill="83CAEB" w:themeFill="accent1" w:themeFillTint="66" w:val="clear"/>
           </w:tcPr>
           <w:p>
             <w:pPr>
-              <w:spacing w:line="480" w:lineRule="auto"/>
+              <w:pStyle w:val="Normal"/>
+              <w:widowControl/>
+              <w:spacing w:lineRule="auto" w:line="480" w:before="0" w:after="0"/>
+              <w:jc w:val="left"/>
               <w:cnfStyle w:val="000000100000" w:firstRow="0" w:lastRow="0" w:firstColumn="0" w:lastColumn="0" w:oddVBand="0" w:evenVBand="0" w:oddHBand="1" w:evenHBand="0" w:firstRowFirstColumn="0" w:firstRowLastColumn="0" w:lastRowFirstColumn="0" w:lastRowLastColumn="0"/>
               <w:rPr>
                 <w:rFonts w:ascii="Courier New" w:hAnsi="Courier New" w:cs="Courier New"/>
@@ -135,9 +191,11 @@
             </w:pPr>
             <w:r>
               <w:rPr>
-                <w:rFonts w:ascii="Courier New" w:hAnsi="Courier New" w:cs="Courier New"/>
-                <w:sz w:val="22"/>
-                <w:szCs w:val="22"/>
+                <w:rFonts w:eastAsia="Aptos" w:cs="Courier New" w:ascii="Courier New" w:hAnsi="Courier New"/>
+                <w:kern w:val="2"/>
+                <w:sz w:val="22"/>
+                <w:szCs w:val="22"/>
+                <w:lang w:val="de-DE" w:eastAsia="en-US" w:bidi="ar-SA"/>
               </w:rPr>
               <w:t>var fZahl = 4.334;</w:t>
             </w:r>
@@ -145,14 +203,22 @@
         </w:tc>
       </w:tr>
       <w:tr>
+        <w:trPr/>
         <w:tc>
           <w:tcPr>
+            <w:tcW w:w="1695" w:type="dxa"/>
             <w:cnfStyle w:val="001000000000" w:firstRow="0" w:lastRow="0" w:firstColumn="1" w:lastColumn="0" w:oddVBand="0" w:evenVBand="0" w:oddHBand="0" w:evenHBand="0" w:firstRowFirstColumn="0" w:firstRowLastColumn="0" w:lastRowFirstColumn="0" w:lastRowLastColumn="0"/>
-            <w:tcW w:w="1696" w:type="dxa"/>
+            <w:tcBorders>
+              <w:right w:val="nil"/>
+            </w:tcBorders>
+            <w:shd w:color="auto" w:fill="156082" w:themeFill="accent1" w:val="clear"/>
           </w:tcPr>
           <w:p>
             <w:pPr>
-              <w:spacing w:line="480" w:lineRule="auto"/>
+              <w:pStyle w:val="Normal"/>
+              <w:widowControl/>
+              <w:spacing w:lineRule="auto" w:line="480" w:before="0" w:after="0"/>
+              <w:jc w:val="left"/>
               <w:rPr>
                 <w:rFonts w:ascii="Comic Sans MS" w:hAnsi="Comic Sans MS"/>
                 <w:sz w:val="22"/>
@@ -161,9 +227,14 @@
             </w:pPr>
             <w:r>
               <w:rPr>
-                <w:rFonts w:ascii="Comic Sans MS" w:hAnsi="Comic Sans MS"/>
-                <w:sz w:val="22"/>
-                <w:szCs w:val="22"/>
+                <w:rFonts w:eastAsia="Aptos" w:cs="" w:ascii="Comic Sans MS" w:hAnsi="Comic Sans MS"/>
+                <w:b/>
+                <w:bCs/>
+                <w:color w:val="FFFFFF"/>
+                <w:kern w:val="2"/>
+                <w:sz w:val="22"/>
+                <w:szCs w:val="22"/>
+                <w:lang w:val="de-DE" w:eastAsia="en-US" w:bidi="ar-SA"/>
               </w:rPr>
               <w:t xml:space="preserve">Interger </w:t>
             </w:r>
@@ -171,11 +242,16 @@
         </w:tc>
         <w:tc>
           <w:tcPr>
-            <w:tcW w:w="1701" w:type="dxa"/>
+            <w:tcW w:w="1702" w:type="dxa"/>
+            <w:tcBorders/>
+            <w:shd w:color="auto" w:fill="C1E4F5" w:themeFill="accent1" w:themeFillTint="33" w:val="clear"/>
           </w:tcPr>
           <w:p>
             <w:pPr>
-              <w:spacing w:line="480" w:lineRule="auto"/>
+              <w:pStyle w:val="Normal"/>
+              <w:widowControl/>
+              <w:spacing w:lineRule="auto" w:line="480" w:before="0" w:after="0"/>
+              <w:jc w:val="left"/>
               <w:cnfStyle w:val="000000000000" w:firstRow="0" w:lastRow="0" w:firstColumn="0" w:lastColumn="0" w:oddVBand="0" w:evenVBand="0" w:oddHBand="0" w:evenHBand="0" w:firstRowFirstColumn="0" w:firstRowLastColumn="0" w:lastRowFirstColumn="0" w:lastRowLastColumn="0"/>
               <w:rPr>
                 <w:rFonts w:ascii="Comic Sans MS" w:hAnsi="Comic Sans MS"/>
@@ -185,9 +261,11 @@
             </w:pPr>
             <w:r>
               <w:rPr>
-                <w:rFonts w:ascii="Comic Sans MS" w:hAnsi="Comic Sans MS"/>
-                <w:sz w:val="22"/>
-                <w:szCs w:val="22"/>
+                <w:rFonts w:eastAsia="Aptos" w:cs="" w:ascii="Comic Sans MS" w:hAnsi="Comic Sans MS"/>
+                <w:kern w:val="2"/>
+                <w:sz w:val="22"/>
+                <w:szCs w:val="22"/>
+                <w:lang w:val="de-DE" w:eastAsia="en-US" w:bidi="ar-SA"/>
               </w:rPr>
               <w:t>(Ganze Zahl)</w:t>
             </w:r>
@@ -196,10 +274,15 @@
         <w:tc>
           <w:tcPr>
             <w:tcW w:w="5619" w:type="dxa"/>
+            <w:tcBorders/>
+            <w:shd w:color="auto" w:fill="C1E4F5" w:themeFill="accent1" w:themeFillTint="33" w:val="clear"/>
           </w:tcPr>
           <w:p>
             <w:pPr>
-              <w:spacing w:line="480" w:lineRule="auto"/>
+              <w:pStyle w:val="Normal"/>
+              <w:widowControl/>
+              <w:spacing w:lineRule="auto" w:line="480" w:before="0" w:after="0"/>
+              <w:jc w:val="left"/>
               <w:cnfStyle w:val="000000000000" w:firstRow="0" w:lastRow="0" w:firstColumn="0" w:lastColumn="0" w:oddVBand="0" w:evenVBand="0" w:oddHBand="0" w:evenHBand="0" w:firstRowFirstColumn="0" w:firstRowLastColumn="0" w:lastRowFirstColumn="0" w:lastRowLastColumn="0"/>
               <w:rPr>
                 <w:rFonts w:ascii="Courier New" w:hAnsi="Courier New" w:cs="Courier New"/>
@@ -209,9 +292,11 @@
             </w:pPr>
             <w:r>
               <w:rPr>
-                <w:rFonts w:ascii="Courier New" w:hAnsi="Courier New" w:cs="Courier New"/>
-                <w:sz w:val="22"/>
-                <w:szCs w:val="22"/>
+                <w:rFonts w:eastAsia="Aptos" w:cs="Courier New" w:ascii="Courier New" w:hAnsi="Courier New"/>
+                <w:kern w:val="2"/>
+                <w:sz w:val="22"/>
+                <w:szCs w:val="22"/>
+                <w:lang w:val="de-DE" w:eastAsia="en-US" w:bidi="ar-SA"/>
               </w:rPr>
               <w:t>var alter = 16;</w:t>
             </w:r>
@@ -224,12 +309,19 @@
         </w:trPr>
         <w:tc>
           <w:tcPr>
+            <w:tcW w:w="1695" w:type="dxa"/>
             <w:cnfStyle w:val="001000000000" w:firstRow="0" w:lastRow="0" w:firstColumn="1" w:lastColumn="0" w:oddVBand="0" w:evenVBand="0" w:oddHBand="0" w:evenHBand="0" w:firstRowFirstColumn="0" w:firstRowLastColumn="0" w:lastRowFirstColumn="0" w:lastRowLastColumn="0"/>
-            <w:tcW w:w="1696" w:type="dxa"/>
+            <w:tcBorders>
+              <w:right w:val="nil"/>
+            </w:tcBorders>
+            <w:shd w:color="auto" w:fill="156082" w:themeFill="accent1" w:val="clear"/>
           </w:tcPr>
           <w:p>
             <w:pPr>
-              <w:spacing w:line="480" w:lineRule="auto"/>
+              <w:pStyle w:val="Normal"/>
+              <w:widowControl/>
+              <w:spacing w:lineRule="auto" w:line="480" w:before="0" w:after="0"/>
+              <w:jc w:val="left"/>
               <w:rPr>
                 <w:rFonts w:ascii="Comic Sans MS" w:hAnsi="Comic Sans MS"/>
                 <w:sz w:val="22"/>
@@ -238,9 +330,14 @@
             </w:pPr>
             <w:r>
               <w:rPr>
-                <w:rFonts w:ascii="Comic Sans MS" w:hAnsi="Comic Sans MS"/>
-                <w:sz w:val="22"/>
-                <w:szCs w:val="22"/>
+                <w:rFonts w:eastAsia="Aptos" w:cs="" w:ascii="Comic Sans MS" w:hAnsi="Comic Sans MS"/>
+                <w:b/>
+                <w:bCs/>
+                <w:color w:val="FFFFFF"/>
+                <w:kern w:val="2"/>
+                <w:sz w:val="22"/>
+                <w:szCs w:val="22"/>
+                <w:lang w:val="de-DE" w:eastAsia="en-US" w:bidi="ar-SA"/>
               </w:rPr>
               <w:t>String</w:t>
             </w:r>
@@ -248,11 +345,16 @@
         </w:tc>
         <w:tc>
           <w:tcPr>
-            <w:tcW w:w="1701" w:type="dxa"/>
+            <w:tcW w:w="1702" w:type="dxa"/>
+            <w:tcBorders/>
+            <w:shd w:color="auto" w:fill="83CAEB" w:themeFill="accent1" w:themeFillTint="66" w:val="clear"/>
           </w:tcPr>
           <w:p>
             <w:pPr>
-              <w:spacing w:line="480" w:lineRule="auto"/>
+              <w:pStyle w:val="Normal"/>
+              <w:widowControl/>
+              <w:spacing w:lineRule="auto" w:line="480" w:before="0" w:after="0"/>
+              <w:jc w:val="left"/>
               <w:cnfStyle w:val="000000100000" w:firstRow="0" w:lastRow="0" w:firstColumn="0" w:lastColumn="0" w:oddVBand="0" w:evenVBand="0" w:oddHBand="1" w:evenHBand="0" w:firstRowFirstColumn="0" w:firstRowLastColumn="0" w:lastRowFirstColumn="0" w:lastRowLastColumn="0"/>
               <w:rPr>
                 <w:rFonts w:ascii="Comic Sans MS" w:hAnsi="Comic Sans MS"/>
@@ -262,9 +364,11 @@
             </w:pPr>
             <w:r>
               <w:rPr>
-                <w:rFonts w:ascii="Comic Sans MS" w:hAnsi="Comic Sans MS"/>
-                <w:sz w:val="22"/>
-                <w:szCs w:val="22"/>
+                <w:rFonts w:eastAsia="Aptos" w:cs="" w:ascii="Comic Sans MS" w:hAnsi="Comic Sans MS"/>
+                <w:kern w:val="2"/>
+                <w:sz w:val="22"/>
+                <w:szCs w:val="22"/>
+                <w:lang w:val="de-DE" w:eastAsia="en-US" w:bidi="ar-SA"/>
               </w:rPr>
               <w:t>(Text)</w:t>
             </w:r>
@@ -273,10 +377,15 @@
         <w:tc>
           <w:tcPr>
             <w:tcW w:w="5619" w:type="dxa"/>
+            <w:tcBorders/>
+            <w:shd w:color="auto" w:fill="83CAEB" w:themeFill="accent1" w:themeFillTint="66" w:val="clear"/>
           </w:tcPr>
           <w:p>
             <w:pPr>
-              <w:spacing w:line="480" w:lineRule="auto"/>
+              <w:pStyle w:val="Normal"/>
+              <w:widowControl/>
+              <w:spacing w:lineRule="auto" w:line="480" w:before="0" w:after="0"/>
+              <w:jc w:val="left"/>
               <w:cnfStyle w:val="000000100000" w:firstRow="0" w:lastRow="0" w:firstColumn="0" w:lastColumn="0" w:oddVBand="0" w:evenVBand="0" w:oddHBand="1" w:evenHBand="0" w:firstRowFirstColumn="0" w:firstRowLastColumn="0" w:lastRowFirstColumn="0" w:lastRowLastColumn="0"/>
               <w:rPr>
                 <w:rFonts w:ascii="Courier New" w:hAnsi="Courier New" w:cs="Courier New"/>
@@ -286,24 +395,34 @@
             </w:pPr>
             <w:r>
               <w:rPr>
-                <w:rFonts w:ascii="Courier New" w:hAnsi="Courier New" w:cs="Courier New"/>
-                <w:sz w:val="22"/>
-                <w:szCs w:val="22"/>
-              </w:rPr>
-              <w:t>var aufgabe = Operatoren;</w:t>
+                <w:rFonts w:eastAsia="Aptos" w:cs="Courier New" w:ascii="Courier New" w:hAnsi="Courier New"/>
+                <w:kern w:val="2"/>
+                <w:sz w:val="22"/>
+                <w:szCs w:val="22"/>
+                <w:lang w:val="de-DE" w:eastAsia="en-US" w:bidi="ar-SA"/>
+              </w:rPr>
+              <w:t>var aufgabe = „Operatoren“;</w:t>
             </w:r>
           </w:p>
         </w:tc>
       </w:tr>
       <w:tr>
+        <w:trPr/>
         <w:tc>
           <w:tcPr>
+            <w:tcW w:w="1695" w:type="dxa"/>
             <w:cnfStyle w:val="001000000000" w:firstRow="0" w:lastRow="0" w:firstColumn="1" w:lastColumn="0" w:oddVBand="0" w:evenVBand="0" w:oddHBand="0" w:evenHBand="0" w:firstRowFirstColumn="0" w:firstRowLastColumn="0" w:lastRowFirstColumn="0" w:lastRowLastColumn="0"/>
-            <w:tcW w:w="1696" w:type="dxa"/>
+            <w:tcBorders>
+              <w:right w:val="nil"/>
+            </w:tcBorders>
+            <w:shd w:color="auto" w:fill="156082" w:themeFill="accent1" w:val="clear"/>
           </w:tcPr>
           <w:p>
             <w:pPr>
-              <w:spacing w:line="480" w:lineRule="auto"/>
+              <w:pStyle w:val="Normal"/>
+              <w:widowControl/>
+              <w:spacing w:lineRule="auto" w:line="480" w:before="0" w:after="0"/>
+              <w:jc w:val="left"/>
               <w:rPr>
                 <w:rFonts w:ascii="Comic Sans MS" w:hAnsi="Comic Sans MS"/>
                 <w:sz w:val="22"/>
@@ -312,9 +431,14 @@
             </w:pPr>
             <w:r>
               <w:rPr>
-                <w:rFonts w:ascii="Comic Sans MS" w:hAnsi="Comic Sans MS"/>
-                <w:sz w:val="22"/>
-                <w:szCs w:val="22"/>
+                <w:rFonts w:eastAsia="Aptos" w:cs="" w:ascii="Comic Sans MS" w:hAnsi="Comic Sans MS"/>
+                <w:b/>
+                <w:bCs/>
+                <w:color w:val="FFFFFF"/>
+                <w:kern w:val="2"/>
+                <w:sz w:val="22"/>
+                <w:szCs w:val="22"/>
+                <w:lang w:val="de-DE" w:eastAsia="en-US" w:bidi="ar-SA"/>
               </w:rPr>
               <w:t xml:space="preserve">Boolean </w:t>
             </w:r>
@@ -322,11 +446,16 @@
         </w:tc>
         <w:tc>
           <w:tcPr>
-            <w:tcW w:w="1701" w:type="dxa"/>
+            <w:tcW w:w="1702" w:type="dxa"/>
+            <w:tcBorders/>
+            <w:shd w:color="auto" w:fill="C1E4F5" w:themeFill="accent1" w:themeFillTint="33" w:val="clear"/>
           </w:tcPr>
           <w:p>
             <w:pPr>
-              <w:spacing w:line="480" w:lineRule="auto"/>
+              <w:pStyle w:val="Normal"/>
+              <w:widowControl/>
+              <w:spacing w:lineRule="auto" w:line="480" w:before="0" w:after="0"/>
+              <w:jc w:val="left"/>
               <w:cnfStyle w:val="000000000000" w:firstRow="0" w:lastRow="0" w:firstColumn="0" w:lastColumn="0" w:oddVBand="0" w:evenVBand="0" w:oddHBand="0" w:evenHBand="0" w:firstRowFirstColumn="0" w:firstRowLastColumn="0" w:lastRowFirstColumn="0" w:lastRowLastColumn="0"/>
               <w:rPr>
                 <w:rFonts w:ascii="Comic Sans MS" w:hAnsi="Comic Sans MS"/>
@@ -336,9 +465,11 @@
             </w:pPr>
             <w:r>
               <w:rPr>
-                <w:rFonts w:ascii="Comic Sans MS" w:hAnsi="Comic Sans MS"/>
-                <w:sz w:val="22"/>
-                <w:szCs w:val="22"/>
+                <w:rFonts w:eastAsia="Aptos" w:cs="" w:ascii="Comic Sans MS" w:hAnsi="Comic Sans MS"/>
+                <w:kern w:val="2"/>
+                <w:sz w:val="22"/>
+                <w:szCs w:val="22"/>
+                <w:lang w:val="de-DE" w:eastAsia="en-US" w:bidi="ar-SA"/>
               </w:rPr>
               <w:t>(true/false)</w:t>
             </w:r>
@@ -347,10 +478,15 @@
         <w:tc>
           <w:tcPr>
             <w:tcW w:w="5619" w:type="dxa"/>
+            <w:tcBorders/>
+            <w:shd w:color="auto" w:fill="C1E4F5" w:themeFill="accent1" w:themeFillTint="33" w:val="clear"/>
           </w:tcPr>
           <w:p>
             <w:pPr>
-              <w:spacing w:line="480" w:lineRule="auto"/>
+              <w:pStyle w:val="Normal"/>
+              <w:widowControl/>
+              <w:spacing w:lineRule="auto" w:line="480" w:before="0" w:after="0"/>
+              <w:jc w:val="left"/>
               <w:cnfStyle w:val="000000000000" w:firstRow="0" w:lastRow="0" w:firstColumn="0" w:lastColumn="0" w:oddVBand="0" w:evenVBand="0" w:oddHBand="0" w:evenHBand="0" w:firstRowFirstColumn="0" w:firstRowLastColumn="0" w:lastRowFirstColumn="0" w:lastRowLastColumn="0"/>
               <w:rPr>
                 <w:rFonts w:ascii="Courier New" w:hAnsi="Courier New" w:cs="Courier New"/>
@@ -360,9 +496,11 @@
             </w:pPr>
             <w:r>
               <w:rPr>
-                <w:rFonts w:ascii="Courier New" w:hAnsi="Courier New" w:cs="Courier New"/>
-                <w:sz w:val="22"/>
-                <w:szCs w:val="22"/>
+                <w:rFonts w:eastAsia="Aptos" w:cs="Courier New" w:ascii="Courier New" w:hAnsi="Courier New"/>
+                <w:kern w:val="2"/>
+                <w:sz w:val="22"/>
+                <w:szCs w:val="22"/>
+                <w:lang w:val="de-DE" w:eastAsia="en-US" w:bidi="ar-SA"/>
               </w:rPr>
               <w:t>var istWahr = true;</w:t>
             </w:r>
@@ -375,13 +513,20 @@
         </w:trPr>
         <w:tc>
           <w:tcPr>
-            <w:cnfStyle w:val="001000000000" w:firstRow="0" w:lastRow="0" w:firstColumn="1" w:lastColumn="0" w:oddVBand="0" w:evenVBand="0" w:oddHBand="0" w:evenHBand="0" w:firstRowFirstColumn="0" w:firstRowLastColumn="0" w:lastRowFirstColumn="0" w:lastRowLastColumn="0"/>
             <w:tcW w:w="3397" w:type="dxa"/>
             <w:gridSpan w:val="2"/>
+            <w:cnfStyle w:val="001000000000" w:firstRow="0" w:lastRow="0" w:firstColumn="1" w:lastColumn="0" w:oddVBand="0" w:evenVBand="0" w:oddHBand="0" w:evenHBand="0" w:firstRowFirstColumn="0" w:firstRowLastColumn="0" w:lastRowFirstColumn="0" w:lastRowLastColumn="0"/>
+            <w:tcBorders>
+              <w:right w:val="nil"/>
+            </w:tcBorders>
+            <w:shd w:color="auto" w:fill="156082" w:themeFill="accent1" w:val="clear"/>
           </w:tcPr>
           <w:p>
             <w:pPr>
-              <w:spacing w:line="480" w:lineRule="auto"/>
+              <w:pStyle w:val="Normal"/>
+              <w:widowControl/>
+              <w:spacing w:lineRule="auto" w:line="480" w:before="0" w:after="0"/>
+              <w:jc w:val="left"/>
               <w:rPr>
                 <w:rFonts w:ascii="Comic Sans MS" w:hAnsi="Comic Sans MS"/>
                 <w:sz w:val="22"/>
@@ -390,9 +535,14 @@
             </w:pPr>
             <w:r>
               <w:rPr>
-                <w:rFonts w:ascii="Comic Sans MS" w:hAnsi="Comic Sans MS"/>
-                <w:sz w:val="22"/>
-                <w:szCs w:val="22"/>
+                <w:rFonts w:eastAsia="Aptos" w:cs="" w:ascii="Comic Sans MS" w:hAnsi="Comic Sans MS"/>
+                <w:b/>
+                <w:bCs/>
+                <w:color w:val="FFFFFF"/>
+                <w:kern w:val="2"/>
+                <w:sz w:val="22"/>
+                <w:szCs w:val="22"/>
+                <w:lang w:val="de-DE" w:eastAsia="en-US" w:bidi="ar-SA"/>
               </w:rPr>
               <w:t>Undfined</w:t>
             </w:r>
@@ -401,10 +551,15 @@
         <w:tc>
           <w:tcPr>
             <w:tcW w:w="5619" w:type="dxa"/>
+            <w:tcBorders/>
+            <w:shd w:color="auto" w:fill="83CAEB" w:themeFill="accent1" w:themeFillTint="66" w:val="clear"/>
           </w:tcPr>
           <w:p>
             <w:pPr>
-              <w:spacing w:line="480" w:lineRule="auto"/>
+              <w:pStyle w:val="Normal"/>
+              <w:widowControl/>
+              <w:spacing w:lineRule="auto" w:line="480" w:before="0" w:after="0"/>
+              <w:jc w:val="left"/>
               <w:cnfStyle w:val="000000100000" w:firstRow="0" w:lastRow="0" w:firstColumn="0" w:lastColumn="0" w:oddVBand="0" w:evenVBand="0" w:oddHBand="1" w:evenHBand="0" w:firstRowFirstColumn="0" w:firstRowLastColumn="0" w:lastRowFirstColumn="0" w:lastRowLastColumn="0"/>
               <w:rPr>
                 <w:rFonts w:ascii="Courier New" w:hAnsi="Courier New" w:cs="Courier New"/>
@@ -414,9 +569,11 @@
             </w:pPr>
             <w:r>
               <w:rPr>
-                <w:rFonts w:ascii="Courier New" w:hAnsi="Courier New" w:cs="Courier New"/>
-                <w:sz w:val="22"/>
-                <w:szCs w:val="22"/>
+                <w:rFonts w:eastAsia="Aptos" w:cs="Courier New" w:ascii="Courier New" w:hAnsi="Courier New"/>
+                <w:kern w:val="2"/>
+                <w:sz w:val="22"/>
+                <w:szCs w:val="22"/>
+                <w:lang w:val="de-DE" w:eastAsia="en-US" w:bidi="ar-SA"/>
               </w:rPr>
               <w:t>var x;</w:t>
             </w:r>
@@ -426,25 +583,33 @@
     </w:tbl>
     <w:p>
       <w:pPr>
-        <w:spacing w:line="480" w:lineRule="auto"/>
+        <w:pStyle w:val="Normal"/>
+        <w:spacing w:lineRule="auto" w:line="480" w:before="0" w:after="160"/>
+        <w:rPr/>
       </w:pPr>
+      <w:r>
+        <w:rPr/>
+      </w:r>
     </w:p>
     <w:sectPr>
+      <w:type w:val="nextPage"/>
       <w:pgSz w:w="11906" w:h="16838"/>
-      <w:pgMar w:top="1440" w:right="1440" w:bottom="1440" w:left="1440" w:header="708" w:footer="708" w:gutter="0"/>
-      <w:cols w:space="708"/>
-      <w:docGrid w:linePitch="360"/>
+      <w:pgMar w:left="1440" w:right="1440" w:gutter="0" w:header="0" w:top="1440" w:footer="0" w:bottom="1440"/>
+      <w:pgNumType w:fmt="decimal"/>
+      <w:formProt w:val="false"/>
+      <w:textDirection w:val="lrTb"/>
+      <w:docGrid w:type="default" w:linePitch="360" w:charSpace="0"/>
     </w:sectPr>
   </w:body>
 </w:document>
 </file>
 
 <file path=word/styles.xml><?xml version="1.0" encoding="utf-8"?>
-<w:styles xmlns:mc="http://schemas.openxmlformats.org/markup-compatibility/2006" xmlns:r="http://schemas.openxmlformats.org/officeDocument/2006/relationships" xmlns:w="http://schemas.openxmlformats.org/wordprocessingml/2006/main" xmlns:w14="http://schemas.microsoft.com/office/word/2010/wordml" xmlns:w15="http://schemas.microsoft.com/office/word/2012/wordml" xmlns:w16cex="http://schemas.microsoft.com/office/word/2018/wordml/cex" xmlns:w16cid="http://schemas.microsoft.com/office/word/2016/wordml/cid" xmlns:w16="http://schemas.microsoft.com/office/word/2018/wordml" xmlns:w16du="http://schemas.microsoft.com/office/word/2023/wordml/word16du" xmlns:w16sdtdh="http://schemas.microsoft.com/office/word/2020/wordml/sdtdatahash" xmlns:w16sdtfl="http://schemas.microsoft.com/office/word/2024/wordml/sdtformatlock" xmlns:w16se="http://schemas.microsoft.com/office/word/2015/wordml/symex" mc:Ignorable="w14 w15 w16se w16cid w16 w16cex w16sdtdh w16sdtfl w16du">
+<w:styles xmlns:w="http://schemas.openxmlformats.org/wordprocessingml/2006/main" xmlns:w14="http://schemas.microsoft.com/office/word/2010/wordml" xmlns:mc="http://schemas.openxmlformats.org/markup-compatibility/2006" mc:Ignorable="w14">
   <w:docDefaults>
     <w:rPrDefault>
       <w:rPr>
-        <w:rFonts w:asciiTheme="minorHAnsi" w:eastAsiaTheme="minorHAnsi" w:hAnsiTheme="minorHAnsi" w:cstheme="minorBidi"/>
+        <w:rFonts w:ascii="Aptos" w:hAnsi="Aptos" w:eastAsia="Aptos" w:cs="" w:asciiTheme="minorHAnsi" w:cstheme="minorBidi" w:eastAsiaTheme="minorHAnsi" w:hAnsiTheme="minorHAnsi"/>
         <w:kern w:val="2"/>
         <w:sz w:val="24"/>
         <w:szCs w:val="24"/>
@@ -454,21 +619,21 @@
     </w:rPrDefault>
     <w:pPrDefault>
       <w:pPr>
-        <w:spacing w:after="160" w:line="278" w:lineRule="auto"/>
+        <w:suppressAutoHyphens w:val="true"/>
       </w:pPr>
     </w:pPrDefault>
   </w:docDefaults>
   <w:latentStyles w:defLockedState="0" w:defUIPriority="99" w:defSemiHidden="0" w:defUnhideWhenUsed="0" w:defQFormat="0" w:count="376">
     <w:lsdException w:name="Normal" w:uiPriority="0" w:qFormat="1"/>
     <w:lsdException w:name="heading 1" w:uiPriority="9" w:qFormat="1"/>
-    <w:lsdException w:name="heading 2" w:semiHidden="1" w:uiPriority="9" w:unhideWhenUsed="1" w:qFormat="1"/>
-    <w:lsdException w:name="heading 3" w:semiHidden="1" w:uiPriority="9" w:unhideWhenUsed="1" w:qFormat="1"/>
-    <w:lsdException w:name="heading 4" w:semiHidden="1" w:uiPriority="9" w:unhideWhenUsed="1" w:qFormat="1"/>
-    <w:lsdException w:name="heading 5" w:semiHidden="1" w:uiPriority="9" w:unhideWhenUsed="1" w:qFormat="1"/>
-    <w:lsdException w:name="heading 6" w:semiHidden="1" w:uiPriority="9" w:unhideWhenUsed="1" w:qFormat="1"/>
-    <w:lsdException w:name="heading 7" w:semiHidden="1" w:uiPriority="9" w:unhideWhenUsed="1" w:qFormat="1"/>
-    <w:lsdException w:name="heading 8" w:semiHidden="1" w:uiPriority="9" w:unhideWhenUsed="1" w:qFormat="1"/>
-    <w:lsdException w:name="heading 9" w:semiHidden="1" w:uiPriority="9" w:unhideWhenUsed="1" w:qFormat="1"/>
+    <w:lsdException w:name="heading 2" w:uiPriority="9" w:semiHidden="1" w:unhideWhenUsed="1" w:qFormat="1"/>
+    <w:lsdException w:name="heading 3" w:uiPriority="9" w:semiHidden="1" w:unhideWhenUsed="1" w:qFormat="1"/>
+    <w:lsdException w:name="heading 4" w:uiPriority="9" w:semiHidden="1" w:unhideWhenUsed="1" w:qFormat="1"/>
+    <w:lsdException w:name="heading 5" w:uiPriority="9" w:semiHidden="1" w:unhideWhenUsed="1" w:qFormat="1"/>
+    <w:lsdException w:name="heading 6" w:uiPriority="9" w:semiHidden="1" w:unhideWhenUsed="1" w:qFormat="1"/>
+    <w:lsdException w:name="heading 7" w:uiPriority="9" w:semiHidden="1" w:unhideWhenUsed="1" w:qFormat="1"/>
+    <w:lsdException w:name="heading 8" w:uiPriority="9" w:semiHidden="1" w:unhideWhenUsed="1" w:qFormat="1"/>
+    <w:lsdException w:name="heading 9" w:uiPriority="9" w:semiHidden="1" w:unhideWhenUsed="1" w:qFormat="1"/>
     <w:lsdException w:name="index 1" w:semiHidden="1" w:unhideWhenUsed="1"/>
     <w:lsdException w:name="index 2" w:semiHidden="1" w:unhideWhenUsed="1"/>
     <w:lsdException w:name="index 3" w:semiHidden="1" w:unhideWhenUsed="1"/>
@@ -478,22 +643,22 @@
     <w:lsdException w:name="index 7" w:semiHidden="1" w:unhideWhenUsed="1"/>
     <w:lsdException w:name="index 8" w:semiHidden="1" w:unhideWhenUsed="1"/>
     <w:lsdException w:name="index 9" w:semiHidden="1" w:unhideWhenUsed="1"/>
-    <w:lsdException w:name="toc 1" w:semiHidden="1" w:uiPriority="39" w:unhideWhenUsed="1"/>
-    <w:lsdException w:name="toc 2" w:semiHidden="1" w:uiPriority="39" w:unhideWhenUsed="1"/>
-    <w:lsdException w:name="toc 3" w:semiHidden="1" w:uiPriority="39" w:unhideWhenUsed="1"/>
-    <w:lsdException w:name="toc 4" w:semiHidden="1" w:uiPriority="39" w:unhideWhenUsed="1"/>
-    <w:lsdException w:name="toc 5" w:semiHidden="1" w:uiPriority="39" w:unhideWhenUsed="1"/>
-    <w:lsdException w:name="toc 6" w:semiHidden="1" w:uiPriority="39" w:unhideWhenUsed="1"/>
-    <w:lsdException w:name="toc 7" w:semiHidden="1" w:uiPriority="39" w:unhideWhenUsed="1"/>
-    <w:lsdException w:name="toc 8" w:semiHidden="1" w:uiPriority="39" w:unhideWhenUsed="1"/>
-    <w:lsdException w:name="toc 9" w:semiHidden="1" w:uiPriority="39" w:unhideWhenUsed="1"/>
+    <w:lsdException w:name="toc 1" w:uiPriority="39" w:semiHidden="1" w:unhideWhenUsed="1"/>
+    <w:lsdException w:name="toc 2" w:uiPriority="39" w:semiHidden="1" w:unhideWhenUsed="1"/>
+    <w:lsdException w:name="toc 3" w:uiPriority="39" w:semiHidden="1" w:unhideWhenUsed="1"/>
+    <w:lsdException w:name="toc 4" w:uiPriority="39" w:semiHidden="1" w:unhideWhenUsed="1"/>
+    <w:lsdException w:name="toc 5" w:uiPriority="39" w:semiHidden="1" w:unhideWhenUsed="1"/>
+    <w:lsdException w:name="toc 6" w:uiPriority="39" w:semiHidden="1" w:unhideWhenUsed="1"/>
+    <w:lsdException w:name="toc 7" w:uiPriority="39" w:semiHidden="1" w:unhideWhenUsed="1"/>
+    <w:lsdException w:name="toc 8" w:uiPriority="39" w:semiHidden="1" w:unhideWhenUsed="1"/>
+    <w:lsdException w:name="toc 9" w:uiPriority="39" w:semiHidden="1" w:unhideWhenUsed="1"/>
     <w:lsdException w:name="Normal Indent" w:semiHidden="1" w:unhideWhenUsed="1"/>
     <w:lsdException w:name="footnote text" w:semiHidden="1" w:unhideWhenUsed="1"/>
     <w:lsdException w:name="annotation text" w:semiHidden="1" w:unhideWhenUsed="1"/>
     <w:lsdException w:name="header" w:semiHidden="1" w:unhideWhenUsed="1"/>
     <w:lsdException w:name="footer" w:semiHidden="1" w:unhideWhenUsed="1"/>
     <w:lsdException w:name="index heading" w:semiHidden="1" w:unhideWhenUsed="1"/>
-    <w:lsdException w:name="caption" w:semiHidden="1" w:uiPriority="35" w:unhideWhenUsed="1" w:qFormat="1"/>
+    <w:lsdException w:name="caption" w:uiPriority="35" w:semiHidden="1" w:unhideWhenUsed="1" w:qFormat="1"/>
     <w:lsdException w:name="table of figures" w:semiHidden="1" w:unhideWhenUsed="1"/>
     <w:lsdException w:name="envelope address" w:semiHidden="1" w:unhideWhenUsed="1"/>
     <w:lsdException w:name="envelope return" w:semiHidden="1" w:unhideWhenUsed="1"/>
@@ -524,7 +689,7 @@
     <w:lsdException w:name="Title" w:uiPriority="10" w:qFormat="1"/>
     <w:lsdException w:name="Closing" w:semiHidden="1" w:unhideWhenUsed="1"/>
     <w:lsdException w:name="Signature" w:semiHidden="1" w:unhideWhenUsed="1"/>
-    <w:lsdException w:name="Default Paragraph Font" w:semiHidden="1" w:uiPriority="1" w:unhideWhenUsed="1"/>
+    <w:lsdException w:name="Default Paragraph Font" w:uiPriority="1" w:semiHidden="1" w:unhideWhenUsed="1"/>
     <w:lsdException w:name="Body Text" w:semiHidden="1" w:unhideWhenUsed="1"/>
     <w:lsdException w:name="Body Text Indent" w:semiHidden="1" w:unhideWhenUsed="1"/>
     <w:lsdException w:name="List Continue" w:semiHidden="1" w:unhideWhenUsed="1"/>
@@ -724,8 +889,8 @@
     <w:lsdException w:name="Subtle Reference" w:uiPriority="31" w:qFormat="1"/>
     <w:lsdException w:name="Intense Reference" w:uiPriority="32" w:qFormat="1"/>
     <w:lsdException w:name="Book Title" w:uiPriority="33" w:qFormat="1"/>
-    <w:lsdException w:name="Bibliography" w:semiHidden="1" w:uiPriority="37" w:unhideWhenUsed="1"/>
-    <w:lsdException w:name="TOC Heading" w:semiHidden="1" w:uiPriority="39" w:unhideWhenUsed="1" w:qFormat="1"/>
+    <w:lsdException w:name="Bibliography" w:uiPriority="37" w:semiHidden="1" w:unhideWhenUsed="1"/>
+    <w:lsdException w:name="TOC Heading" w:uiPriority="39" w:semiHidden="1" w:unhideWhenUsed="1" w:qFormat="1"/>
     <w:lsdException w:name="Plain Table 1" w:uiPriority="41"/>
     <w:lsdException w:name="Plain Table 2" w:uiPriority="42"/>
     <w:lsdException w:name="Plain Table 3" w:uiPriority="43"/>
@@ -836,33 +1001,48 @@
     <w:lsdException w:name="Unresolved Mention" w:semiHidden="1" w:unhideWhenUsed="1"/>
     <w:lsdException w:name="Smart Link" w:semiHidden="1" w:unhideWhenUsed="1"/>
   </w:latentStyles>
-  <w:style w:type="paragraph" w:default="1" w:styleId="Normal">
+  <w:style w:type="paragraph" w:styleId="Normal" w:default="1">
     <w:name w:val="Normal"/>
     <w:qFormat/>
-  </w:style>
-  <w:style w:type="paragraph" w:styleId="Heading1">
-    <w:name w:val="heading 1"/>
+    <w:pPr>
+      <w:widowControl/>
+      <w:bidi w:val="0"/>
+      <w:spacing w:lineRule="auto" w:line="276" w:before="0" w:after="160"/>
+      <w:jc w:val="left"/>
+    </w:pPr>
+    <w:rPr>
+      <w:rFonts w:ascii="Aptos" w:hAnsi="Aptos" w:eastAsia="Aptos" w:cs="" w:asciiTheme="minorHAnsi" w:cstheme="minorBidi" w:eastAsiaTheme="minorHAnsi" w:hAnsiTheme="minorHAnsi"/>
+      <w:color w:val="auto"/>
+      <w:kern w:val="2"/>
+      <w:sz w:val="24"/>
+      <w:szCs w:val="24"/>
+      <w:lang w:val="de-DE" w:eastAsia="en-US" w:bidi="ar-SA"/>
+      <w14:ligatures w14:val="standardContextual"/>
+    </w:rPr>
+  </w:style>
+  <w:style w:type="paragraph" w:styleId="Berschrift1">
+    <w:name w:val="Heading 1"/>
     <w:basedOn w:val="Normal"/>
     <w:next w:val="Normal"/>
     <w:link w:val="Heading1Char"/>
     <w:uiPriority w:val="9"/>
     <w:qFormat/>
-    <w:rsid w:val="006E100A"/>
+    <w:rsid w:val="006e100a"/>
     <w:pPr>
-      <w:keepNext/>
+      <w:keepNext w:val="true"/>
       <w:keepLines/>
       <w:spacing w:before="360" w:after="80"/>
       <w:outlineLvl w:val="0"/>
     </w:pPr>
     <w:rPr>
-      <w:rFonts w:asciiTheme="majorHAnsi" w:eastAsiaTheme="majorEastAsia" w:hAnsiTheme="majorHAnsi" w:cstheme="majorBidi"/>
-      <w:color w:val="0F4761" w:themeColor="accent1" w:themeShade="BF"/>
+      <w:rFonts w:ascii="Aptos Display" w:hAnsi="Aptos Display" w:eastAsia="" w:cs="" w:asciiTheme="majorHAnsi" w:cstheme="majorBidi" w:eastAsiaTheme="majorEastAsia" w:hAnsiTheme="majorHAnsi"/>
+      <w:color w:val="0F4761" w:themeColor="accent1" w:themeShade="bf"/>
       <w:sz w:val="40"/>
       <w:szCs w:val="40"/>
     </w:rPr>
   </w:style>
-  <w:style w:type="paragraph" w:styleId="Heading2">
-    <w:name w:val="heading 2"/>
+  <w:style w:type="paragraph" w:styleId="Berschrift2">
+    <w:name w:val="Heading 2"/>
     <w:basedOn w:val="Normal"/>
     <w:next w:val="Normal"/>
     <w:link w:val="Heading2Char"/>
@@ -870,22 +1050,22 @@
     <w:semiHidden/>
     <w:unhideWhenUsed/>
     <w:qFormat/>
-    <w:rsid w:val="006E100A"/>
+    <w:rsid w:val="006e100a"/>
     <w:pPr>
-      <w:keepNext/>
+      <w:keepNext w:val="true"/>
       <w:keepLines/>
       <w:spacing w:before="160" w:after="80"/>
       <w:outlineLvl w:val="1"/>
     </w:pPr>
     <w:rPr>
-      <w:rFonts w:asciiTheme="majorHAnsi" w:eastAsiaTheme="majorEastAsia" w:hAnsiTheme="majorHAnsi" w:cstheme="majorBidi"/>
-      <w:color w:val="0F4761" w:themeColor="accent1" w:themeShade="BF"/>
+      <w:rFonts w:ascii="Aptos Display" w:hAnsi="Aptos Display" w:eastAsia="" w:cs="" w:asciiTheme="majorHAnsi" w:cstheme="majorBidi" w:eastAsiaTheme="majorEastAsia" w:hAnsiTheme="majorHAnsi"/>
+      <w:color w:val="0F4761" w:themeColor="accent1" w:themeShade="bf"/>
       <w:sz w:val="32"/>
       <w:szCs w:val="32"/>
     </w:rPr>
   </w:style>
-  <w:style w:type="paragraph" w:styleId="Heading3">
-    <w:name w:val="heading 3"/>
+  <w:style w:type="paragraph" w:styleId="Berschrift3">
+    <w:name w:val="Heading 3"/>
     <w:basedOn w:val="Normal"/>
     <w:next w:val="Normal"/>
     <w:link w:val="Heading3Char"/>
@@ -893,22 +1073,22 @@
     <w:semiHidden/>
     <w:unhideWhenUsed/>
     <w:qFormat/>
-    <w:rsid w:val="006E100A"/>
+    <w:rsid w:val="006e100a"/>
     <w:pPr>
-      <w:keepNext/>
+      <w:keepNext w:val="true"/>
       <w:keepLines/>
       <w:spacing w:before="160" w:after="80"/>
       <w:outlineLvl w:val="2"/>
     </w:pPr>
     <w:rPr>
-      <w:rFonts w:eastAsiaTheme="majorEastAsia" w:cstheme="majorBidi"/>
-      <w:color w:val="0F4761" w:themeColor="accent1" w:themeShade="BF"/>
+      <w:rFonts w:eastAsia="" w:cs="" w:cstheme="majorBidi" w:eastAsiaTheme="majorEastAsia"/>
+      <w:color w:val="0F4761" w:themeColor="accent1" w:themeShade="bf"/>
       <w:sz w:val="28"/>
       <w:szCs w:val="28"/>
     </w:rPr>
   </w:style>
-  <w:style w:type="paragraph" w:styleId="Heading4">
-    <w:name w:val="heading 4"/>
+  <w:style w:type="paragraph" w:styleId="Berschrift4">
+    <w:name w:val="Heading 4"/>
     <w:basedOn w:val="Normal"/>
     <w:next w:val="Normal"/>
     <w:link w:val="Heading4Char"/>
@@ -916,22 +1096,22 @@
     <w:semiHidden/>
     <w:unhideWhenUsed/>
     <w:qFormat/>
-    <w:rsid w:val="006E100A"/>
+    <w:rsid w:val="006e100a"/>
     <w:pPr>
-      <w:keepNext/>
+      <w:keepNext w:val="true"/>
       <w:keepLines/>
       <w:spacing w:before="80" w:after="40"/>
       <w:outlineLvl w:val="3"/>
     </w:pPr>
     <w:rPr>
-      <w:rFonts w:eastAsiaTheme="majorEastAsia" w:cstheme="majorBidi"/>
+      <w:rFonts w:eastAsia="" w:cs="" w:cstheme="majorBidi" w:eastAsiaTheme="majorEastAsia"/>
       <w:i/>
       <w:iCs/>
-      <w:color w:val="0F4761" w:themeColor="accent1" w:themeShade="BF"/>
-    </w:rPr>
-  </w:style>
-  <w:style w:type="paragraph" w:styleId="Heading5">
-    <w:name w:val="heading 5"/>
+      <w:color w:val="0F4761" w:themeColor="accent1" w:themeShade="bf"/>
+    </w:rPr>
+  </w:style>
+  <w:style w:type="paragraph" w:styleId="Berschrift5">
+    <w:name w:val="Heading 5"/>
     <w:basedOn w:val="Normal"/>
     <w:next w:val="Normal"/>
     <w:link w:val="Heading5Char"/>
@@ -939,20 +1119,20 @@
     <w:semiHidden/>
     <w:unhideWhenUsed/>
     <w:qFormat/>
-    <w:rsid w:val="006E100A"/>
+    <w:rsid w:val="006e100a"/>
     <w:pPr>
-      <w:keepNext/>
+      <w:keepNext w:val="true"/>
       <w:keepLines/>
       <w:spacing w:before="80" w:after="40"/>
       <w:outlineLvl w:val="4"/>
     </w:pPr>
     <w:rPr>
-      <w:rFonts w:eastAsiaTheme="majorEastAsia" w:cstheme="majorBidi"/>
-      <w:color w:val="0F4761" w:themeColor="accent1" w:themeShade="BF"/>
-    </w:rPr>
-  </w:style>
-  <w:style w:type="paragraph" w:styleId="Heading6">
-    <w:name w:val="heading 6"/>
+      <w:rFonts w:eastAsia="" w:cs="" w:cstheme="majorBidi" w:eastAsiaTheme="majorEastAsia"/>
+      <w:color w:val="0F4761" w:themeColor="accent1" w:themeShade="bf"/>
+    </w:rPr>
+  </w:style>
+  <w:style w:type="paragraph" w:styleId="Berschrift6">
+    <w:name w:val="Heading 6"/>
     <w:basedOn w:val="Normal"/>
     <w:next w:val="Normal"/>
     <w:link w:val="Heading6Char"/>
@@ -960,22 +1140,22 @@
     <w:semiHidden/>
     <w:unhideWhenUsed/>
     <w:qFormat/>
-    <w:rsid w:val="006E100A"/>
+    <w:rsid w:val="006e100a"/>
     <w:pPr>
-      <w:keepNext/>
+      <w:keepNext w:val="true"/>
       <w:keepLines/>
       <w:spacing w:before="40" w:after="0"/>
       <w:outlineLvl w:val="5"/>
     </w:pPr>
     <w:rPr>
-      <w:rFonts w:eastAsiaTheme="majorEastAsia" w:cstheme="majorBidi"/>
+      <w:rFonts w:eastAsia="" w:cs="" w:cstheme="majorBidi" w:eastAsiaTheme="majorEastAsia"/>
       <w:i/>
       <w:iCs/>
-      <w:color w:val="595959" w:themeColor="text1" w:themeTint="A6"/>
-    </w:rPr>
-  </w:style>
-  <w:style w:type="paragraph" w:styleId="Heading7">
-    <w:name w:val="heading 7"/>
+      <w:color w:val="595959" w:themeColor="text1" w:themeTint="a6"/>
+    </w:rPr>
+  </w:style>
+  <w:style w:type="paragraph" w:styleId="Berschrift7">
+    <w:name w:val="Heading 7"/>
     <w:basedOn w:val="Normal"/>
     <w:next w:val="Normal"/>
     <w:link w:val="Heading7Char"/>
@@ -983,20 +1163,20 @@
     <w:semiHidden/>
     <w:unhideWhenUsed/>
     <w:qFormat/>
-    <w:rsid w:val="006E100A"/>
+    <w:rsid w:val="006e100a"/>
     <w:pPr>
-      <w:keepNext/>
+      <w:keepNext w:val="true"/>
       <w:keepLines/>
       <w:spacing w:before="40" w:after="0"/>
       <w:outlineLvl w:val="6"/>
     </w:pPr>
     <w:rPr>
-      <w:rFonts w:eastAsiaTheme="majorEastAsia" w:cstheme="majorBidi"/>
-      <w:color w:val="595959" w:themeColor="text1" w:themeTint="A6"/>
-    </w:rPr>
-  </w:style>
-  <w:style w:type="paragraph" w:styleId="Heading8">
-    <w:name w:val="heading 8"/>
+      <w:rFonts w:eastAsia="" w:cs="" w:cstheme="majorBidi" w:eastAsiaTheme="majorEastAsia"/>
+      <w:color w:val="595959" w:themeColor="text1" w:themeTint="a6"/>
+    </w:rPr>
+  </w:style>
+  <w:style w:type="paragraph" w:styleId="Berschrift8">
+    <w:name w:val="Heading 8"/>
     <w:basedOn w:val="Normal"/>
     <w:next w:val="Normal"/>
     <w:link w:val="Heading8Char"/>
@@ -1004,22 +1184,22 @@
     <w:semiHidden/>
     <w:unhideWhenUsed/>
     <w:qFormat/>
-    <w:rsid w:val="006E100A"/>
+    <w:rsid w:val="006e100a"/>
     <w:pPr>
-      <w:keepNext/>
+      <w:keepNext w:val="true"/>
       <w:keepLines/>
-      <w:spacing w:after="0"/>
+      <w:spacing w:before="0" w:after="0"/>
       <w:outlineLvl w:val="7"/>
     </w:pPr>
     <w:rPr>
-      <w:rFonts w:eastAsiaTheme="majorEastAsia" w:cstheme="majorBidi"/>
+      <w:rFonts w:eastAsia="" w:cs="" w:cstheme="majorBidi" w:eastAsiaTheme="majorEastAsia"/>
       <w:i/>
       <w:iCs/>
-      <w:color w:val="272727" w:themeColor="text1" w:themeTint="D8"/>
-    </w:rPr>
-  </w:style>
-  <w:style w:type="paragraph" w:styleId="Heading9">
-    <w:name w:val="heading 9"/>
+      <w:color w:val="272727" w:themeColor="text1" w:themeTint="d8"/>
+    </w:rPr>
+  </w:style>
+  <w:style w:type="paragraph" w:styleId="Berschrift9">
+    <w:name w:val="Heading 9"/>
     <w:basedOn w:val="Normal"/>
     <w:next w:val="Normal"/>
     <w:link w:val="Heading9Char"/>
@@ -1027,23 +1207,380 @@
     <w:semiHidden/>
     <w:unhideWhenUsed/>
     <w:qFormat/>
-    <w:rsid w:val="006E100A"/>
+    <w:rsid w:val="006e100a"/>
     <w:pPr>
-      <w:keepNext/>
+      <w:keepNext w:val="true"/>
       <w:keepLines/>
-      <w:spacing w:after="0"/>
+      <w:spacing w:before="0" w:after="0"/>
       <w:outlineLvl w:val="8"/>
     </w:pPr>
     <w:rPr>
-      <w:rFonts w:eastAsiaTheme="majorEastAsia" w:cstheme="majorBidi"/>
-      <w:color w:val="272727" w:themeColor="text1" w:themeTint="D8"/>
-    </w:rPr>
-  </w:style>
-  <w:style w:type="character" w:default="1" w:styleId="DefaultParagraphFont">
+      <w:rFonts w:eastAsia="" w:cs="" w:cstheme="majorBidi" w:eastAsiaTheme="majorEastAsia"/>
+      <w:color w:val="272727" w:themeColor="text1" w:themeTint="d8"/>
+    </w:rPr>
+  </w:style>
+  <w:style w:type="character" w:styleId="DefaultParagraphFont" w:default="1">
     <w:name w:val="Default Paragraph Font"/>
     <w:uiPriority w:val="1"/>
     <w:semiHidden/>
     <w:unhideWhenUsed/>
+    <w:qFormat/>
+    <w:rPr/>
+  </w:style>
+  <w:style w:type="character" w:styleId="Heading1Char" w:customStyle="1">
+    <w:name w:val="Heading 1 Char"/>
+    <w:basedOn w:val="DefaultParagraphFont"/>
+    <w:uiPriority w:val="9"/>
+    <w:qFormat/>
+    <w:rsid w:val="006e100a"/>
+    <w:rPr>
+      <w:rFonts w:ascii="Aptos Display" w:hAnsi="Aptos Display" w:eastAsia="" w:cs="" w:asciiTheme="majorHAnsi" w:cstheme="majorBidi" w:eastAsiaTheme="majorEastAsia" w:hAnsiTheme="majorHAnsi"/>
+      <w:color w:val="0F4761" w:themeColor="accent1" w:themeShade="bf"/>
+      <w:sz w:val="40"/>
+      <w:szCs w:val="40"/>
+    </w:rPr>
+  </w:style>
+  <w:style w:type="character" w:styleId="Heading2Char" w:customStyle="1">
+    <w:name w:val="Heading 2 Char"/>
+    <w:basedOn w:val="DefaultParagraphFont"/>
+    <w:uiPriority w:val="9"/>
+    <w:semiHidden/>
+    <w:qFormat/>
+    <w:rsid w:val="006e100a"/>
+    <w:rPr>
+      <w:rFonts w:ascii="Aptos Display" w:hAnsi="Aptos Display" w:eastAsia="" w:cs="" w:asciiTheme="majorHAnsi" w:cstheme="majorBidi" w:eastAsiaTheme="majorEastAsia" w:hAnsiTheme="majorHAnsi"/>
+      <w:color w:val="0F4761" w:themeColor="accent1" w:themeShade="bf"/>
+      <w:sz w:val="32"/>
+      <w:szCs w:val="32"/>
+    </w:rPr>
+  </w:style>
+  <w:style w:type="character" w:styleId="Heading3Char" w:customStyle="1">
+    <w:name w:val="Heading 3 Char"/>
+    <w:basedOn w:val="DefaultParagraphFont"/>
+    <w:uiPriority w:val="9"/>
+    <w:semiHidden/>
+    <w:qFormat/>
+    <w:rsid w:val="006e100a"/>
+    <w:rPr>
+      <w:rFonts w:eastAsia="" w:cs="" w:cstheme="majorBidi" w:eastAsiaTheme="majorEastAsia"/>
+      <w:color w:val="0F4761" w:themeColor="accent1" w:themeShade="bf"/>
+      <w:sz w:val="28"/>
+      <w:szCs w:val="28"/>
+    </w:rPr>
+  </w:style>
+  <w:style w:type="character" w:styleId="Heading4Char" w:customStyle="1">
+    <w:name w:val="Heading 4 Char"/>
+    <w:basedOn w:val="DefaultParagraphFont"/>
+    <w:uiPriority w:val="9"/>
+    <w:semiHidden/>
+    <w:qFormat/>
+    <w:rsid w:val="006e100a"/>
+    <w:rPr>
+      <w:rFonts w:eastAsia="" w:cs="" w:cstheme="majorBidi" w:eastAsiaTheme="majorEastAsia"/>
+      <w:i/>
+      <w:iCs/>
+      <w:color w:val="0F4761" w:themeColor="accent1" w:themeShade="bf"/>
+    </w:rPr>
+  </w:style>
+  <w:style w:type="character" w:styleId="Heading5Char" w:customStyle="1">
+    <w:name w:val="Heading 5 Char"/>
+    <w:basedOn w:val="DefaultParagraphFont"/>
+    <w:uiPriority w:val="9"/>
+    <w:semiHidden/>
+    <w:qFormat/>
+    <w:rsid w:val="006e100a"/>
+    <w:rPr>
+      <w:rFonts w:eastAsia="" w:cs="" w:cstheme="majorBidi" w:eastAsiaTheme="majorEastAsia"/>
+      <w:color w:val="0F4761" w:themeColor="accent1" w:themeShade="bf"/>
+    </w:rPr>
+  </w:style>
+  <w:style w:type="character" w:styleId="Heading6Char" w:customStyle="1">
+    <w:name w:val="Heading 6 Char"/>
+    <w:basedOn w:val="DefaultParagraphFont"/>
+    <w:uiPriority w:val="9"/>
+    <w:semiHidden/>
+    <w:qFormat/>
+    <w:rsid w:val="006e100a"/>
+    <w:rPr>
+      <w:rFonts w:eastAsia="" w:cs="" w:cstheme="majorBidi" w:eastAsiaTheme="majorEastAsia"/>
+      <w:i/>
+      <w:iCs/>
+      <w:color w:val="595959" w:themeColor="text1" w:themeTint="a6"/>
+    </w:rPr>
+  </w:style>
+  <w:style w:type="character" w:styleId="Heading7Char" w:customStyle="1">
+    <w:name w:val="Heading 7 Char"/>
+    <w:basedOn w:val="DefaultParagraphFont"/>
+    <w:uiPriority w:val="9"/>
+    <w:semiHidden/>
+    <w:qFormat/>
+    <w:rsid w:val="006e100a"/>
+    <w:rPr>
+      <w:rFonts w:eastAsia="" w:cs="" w:cstheme="majorBidi" w:eastAsiaTheme="majorEastAsia"/>
+      <w:color w:val="595959" w:themeColor="text1" w:themeTint="a6"/>
+    </w:rPr>
+  </w:style>
+  <w:style w:type="character" w:styleId="Heading8Char" w:customStyle="1">
+    <w:name w:val="Heading 8 Char"/>
+    <w:basedOn w:val="DefaultParagraphFont"/>
+    <w:uiPriority w:val="9"/>
+    <w:semiHidden/>
+    <w:qFormat/>
+    <w:rsid w:val="006e100a"/>
+    <w:rPr>
+      <w:rFonts w:eastAsia="" w:cs="" w:cstheme="majorBidi" w:eastAsiaTheme="majorEastAsia"/>
+      <w:i/>
+      <w:iCs/>
+      <w:color w:val="272727" w:themeColor="text1" w:themeTint="d8"/>
+    </w:rPr>
+  </w:style>
+  <w:style w:type="character" w:styleId="Heading9Char" w:customStyle="1">
+    <w:name w:val="Heading 9 Char"/>
+    <w:basedOn w:val="DefaultParagraphFont"/>
+    <w:uiPriority w:val="9"/>
+    <w:semiHidden/>
+    <w:qFormat/>
+    <w:rsid w:val="006e100a"/>
+    <w:rPr>
+      <w:rFonts w:eastAsia="" w:cs="" w:cstheme="majorBidi" w:eastAsiaTheme="majorEastAsia"/>
+      <w:color w:val="272727" w:themeColor="text1" w:themeTint="d8"/>
+    </w:rPr>
+  </w:style>
+  <w:style w:type="character" w:styleId="TitleChar" w:customStyle="1">
+    <w:name w:val="Title Char"/>
+    <w:basedOn w:val="DefaultParagraphFont"/>
+    <w:uiPriority w:val="10"/>
+    <w:qFormat/>
+    <w:rsid w:val="006e100a"/>
+    <w:rPr>
+      <w:rFonts w:ascii="Aptos Display" w:hAnsi="Aptos Display" w:eastAsia="" w:cs="" w:asciiTheme="majorHAnsi" w:cstheme="majorBidi" w:eastAsiaTheme="majorEastAsia" w:hAnsiTheme="majorHAnsi"/>
+      <w:spacing w:val="-10"/>
+      <w:kern w:val="2"/>
+      <w:sz w:val="56"/>
+      <w:szCs w:val="56"/>
+    </w:rPr>
+  </w:style>
+  <w:style w:type="character" w:styleId="SubtitleChar" w:customStyle="1">
+    <w:name w:val="Subtitle Char"/>
+    <w:basedOn w:val="DefaultParagraphFont"/>
+    <w:uiPriority w:val="11"/>
+    <w:qFormat/>
+    <w:rsid w:val="006e100a"/>
+    <w:rPr>
+      <w:rFonts w:eastAsia="" w:cs="" w:cstheme="majorBidi" w:eastAsiaTheme="majorEastAsia"/>
+      <w:color w:val="595959" w:themeColor="text1" w:themeTint="a6"/>
+      <w:spacing w:val="15"/>
+      <w:sz w:val="28"/>
+      <w:szCs w:val="28"/>
+    </w:rPr>
+  </w:style>
+  <w:style w:type="character" w:styleId="QuoteChar" w:customStyle="1">
+    <w:name w:val="Quote Char"/>
+    <w:basedOn w:val="DefaultParagraphFont"/>
+    <w:link w:val="Quote"/>
+    <w:uiPriority w:val="29"/>
+    <w:qFormat/>
+    <w:rsid w:val="006e100a"/>
+    <w:rPr>
+      <w:i/>
+      <w:iCs/>
+      <w:color w:val="404040" w:themeColor="text1" w:themeTint="bf"/>
+    </w:rPr>
+  </w:style>
+  <w:style w:type="character" w:styleId="IntenseEmphasis">
+    <w:name w:val="Intense Emphasis"/>
+    <w:basedOn w:val="DefaultParagraphFont"/>
+    <w:uiPriority w:val="21"/>
+    <w:qFormat/>
+    <w:rsid w:val="006e100a"/>
+    <w:rPr>
+      <w:i/>
+      <w:iCs/>
+      <w:color w:val="0F4761" w:themeColor="accent1" w:themeShade="bf"/>
+    </w:rPr>
+  </w:style>
+  <w:style w:type="character" w:styleId="IntenseQuoteChar" w:customStyle="1">
+    <w:name w:val="Intense Quote Char"/>
+    <w:basedOn w:val="DefaultParagraphFont"/>
+    <w:link w:val="IntenseQuote"/>
+    <w:uiPriority w:val="30"/>
+    <w:qFormat/>
+    <w:rsid w:val="006e100a"/>
+    <w:rPr>
+      <w:i/>
+      <w:iCs/>
+      <w:color w:val="0F4761" w:themeColor="accent1" w:themeShade="bf"/>
+    </w:rPr>
+  </w:style>
+  <w:style w:type="character" w:styleId="IntenseReference">
+    <w:name w:val="Intense Reference"/>
+    <w:basedOn w:val="DefaultParagraphFont"/>
+    <w:uiPriority w:val="32"/>
+    <w:qFormat/>
+    <w:rsid w:val="006e100a"/>
+    <w:rPr>
+      <w:b/>
+      <w:bCs/>
+      <w:smallCaps/>
+      <w:color w:val="0F4761" w:themeColor="accent1" w:themeShade="bf"/>
+      <w:spacing w:val="5"/>
+    </w:rPr>
+  </w:style>
+  <w:style w:type="paragraph" w:styleId="Berschrift">
+    <w:name w:val="Überschrift"/>
+    <w:basedOn w:val="Normal"/>
+    <w:next w:val="Textkrper"/>
+    <w:qFormat/>
+    <w:pPr>
+      <w:keepNext w:val="true"/>
+      <w:spacing w:before="240" w:after="120"/>
+    </w:pPr>
+    <w:rPr>
+      <w:rFonts w:ascii="Liberation Sans" w:hAnsi="Liberation Sans" w:eastAsia="Microsoft YaHei" w:cs="Arial"/>
+      <w:sz w:val="28"/>
+      <w:szCs w:val="28"/>
+    </w:rPr>
+  </w:style>
+  <w:style w:type="paragraph" w:styleId="Textkrper">
+    <w:name w:val="Body Text"/>
+    <w:basedOn w:val="Normal"/>
+    <w:pPr>
+      <w:spacing w:lineRule="auto" w:line="276" w:before="0" w:after="140"/>
+    </w:pPr>
+    <w:rPr/>
+  </w:style>
+  <w:style w:type="paragraph" w:styleId="Aufzhlung">
+    <w:name w:val="List"/>
+    <w:basedOn w:val="Textkrper"/>
+    <w:pPr/>
+    <w:rPr>
+      <w:rFonts w:cs="Arial"/>
+    </w:rPr>
+  </w:style>
+  <w:style w:type="paragraph" w:styleId="Beschriftung">
+    <w:name w:val="Caption"/>
+    <w:basedOn w:val="Normal"/>
+    <w:qFormat/>
+    <w:pPr>
+      <w:suppressLineNumbers/>
+      <w:spacing w:before="120" w:after="120"/>
+    </w:pPr>
+    <w:rPr>
+      <w:rFonts w:cs="Arial"/>
+      <w:i/>
+      <w:iCs/>
+      <w:sz w:val="24"/>
+      <w:szCs w:val="24"/>
+    </w:rPr>
+  </w:style>
+  <w:style w:type="paragraph" w:styleId="Verzeichnis">
+    <w:name w:val="Verzeichnis"/>
+    <w:basedOn w:val="Normal"/>
+    <w:qFormat/>
+    <w:pPr>
+      <w:suppressLineNumbers/>
+    </w:pPr>
+    <w:rPr>
+      <w:rFonts w:cs="Arial"/>
+    </w:rPr>
+  </w:style>
+  <w:style w:type="paragraph" w:styleId="Titel">
+    <w:name w:val="Title"/>
+    <w:basedOn w:val="Normal"/>
+    <w:next w:val="Normal"/>
+    <w:link w:val="TitleChar"/>
+    <w:uiPriority w:val="10"/>
+    <w:qFormat/>
+    <w:rsid w:val="006e100a"/>
+    <w:pPr>
+      <w:spacing w:lineRule="auto" w:line="240" w:before="0" w:after="80"/>
+      <w:contextualSpacing/>
+    </w:pPr>
+    <w:rPr>
+      <w:rFonts w:ascii="Aptos Display" w:hAnsi="Aptos Display" w:eastAsia="" w:cs="" w:asciiTheme="majorHAnsi" w:cstheme="majorBidi" w:eastAsiaTheme="majorEastAsia" w:hAnsiTheme="majorHAnsi"/>
+      <w:spacing w:val="-10"/>
+      <w:kern w:val="2"/>
+      <w:sz w:val="56"/>
+      <w:szCs w:val="56"/>
+    </w:rPr>
+  </w:style>
+  <w:style w:type="paragraph" w:styleId="Untertitel">
+    <w:name w:val="Subtitle"/>
+    <w:basedOn w:val="Normal"/>
+    <w:next w:val="Normal"/>
+    <w:link w:val="SubtitleChar"/>
+    <w:uiPriority w:val="11"/>
+    <w:qFormat/>
+    <w:rsid w:val="006e100a"/>
+    <w:pPr/>
+    <w:rPr>
+      <w:rFonts w:eastAsia="" w:cs="" w:cstheme="majorBidi" w:eastAsiaTheme="majorEastAsia"/>
+      <w:color w:val="595959" w:themeColor="text1" w:themeTint="a6"/>
+      <w:spacing w:val="15"/>
+      <w:sz w:val="28"/>
+      <w:szCs w:val="28"/>
+    </w:rPr>
+  </w:style>
+  <w:style w:type="paragraph" w:styleId="Quote">
+    <w:name w:val="Quote"/>
+    <w:basedOn w:val="Normal"/>
+    <w:next w:val="Normal"/>
+    <w:link w:val="QuoteChar"/>
+    <w:uiPriority w:val="29"/>
+    <w:qFormat/>
+    <w:rsid w:val="006e100a"/>
+    <w:pPr>
+      <w:spacing w:before="160" w:after="160"/>
+      <w:jc w:val="center"/>
+    </w:pPr>
+    <w:rPr>
+      <w:i/>
+      <w:iCs/>
+      <w:color w:val="404040" w:themeColor="text1" w:themeTint="bf"/>
+    </w:rPr>
+  </w:style>
+  <w:style w:type="paragraph" w:styleId="ListParagraph">
+    <w:name w:val="List Paragraph"/>
+    <w:basedOn w:val="Normal"/>
+    <w:uiPriority w:val="34"/>
+    <w:qFormat/>
+    <w:rsid w:val="006e100a"/>
+    <w:pPr>
+      <w:spacing w:before="0" w:after="160"/>
+      <w:ind w:left="720" w:hanging="0"/>
+      <w:contextualSpacing/>
+    </w:pPr>
+    <w:rPr/>
+  </w:style>
+  <w:style w:type="paragraph" w:styleId="IntenseQuote">
+    <w:name w:val="Intense Quote"/>
+    <w:basedOn w:val="Normal"/>
+    <w:next w:val="Normal"/>
+    <w:link w:val="IntenseQuoteChar"/>
+    <w:uiPriority w:val="30"/>
+    <w:qFormat/>
+    <w:rsid w:val="006e100a"/>
+    <w:pPr>
+      <w:pBdr>
+        <w:top w:val="single" w:sz="4" w:space="10" w:color="0F4761"/>
+        <w:bottom w:val="single" w:sz="4" w:space="10" w:color="0F4761"/>
+      </w:pBdr>
+      <w:spacing w:before="360" w:after="360"/>
+      <w:ind w:left="864" w:right="864" w:hanging="0"/>
+      <w:jc w:val="center"/>
+    </w:pPr>
+    <w:rPr>
+      <w:i/>
+      <w:iCs/>
+      <w:color w:val="0F4761" w:themeColor="accent1" w:themeShade="bf"/>
+    </w:rPr>
+  </w:style>
+  <w:style w:type="numbering" w:styleId="NoList" w:default="1">
+    <w:name w:val="No List"/>
+    <w:uiPriority w:val="99"/>
+    <w:semiHidden/>
+    <w:unhideWhenUsed/>
+    <w:qFormat/>
   </w:style>
   <w:style w:type="table" w:default="1" w:styleId="TableNormal">
     <w:name w:val="Normal Table"/>
@@ -1051,7 +1588,6 @@
     <w:semiHidden/>
     <w:unhideWhenUsed/>
     <w:tblPr>
-      <w:tblInd w:w="0" w:type="dxa"/>
       <w:tblCellMar>
         <w:top w:w="0" w:type="dxa"/>
         <w:left w:w="108" w:type="dxa"/>
@@ -1060,318 +1596,22 @@
       </w:tblCellMar>
     </w:tblPr>
   </w:style>
-  <w:style w:type="numbering" w:default="1" w:styleId="NoList">
-    <w:name w:val="No List"/>
-    <w:uiPriority w:val="99"/>
-    <w:semiHidden/>
-    <w:unhideWhenUsed/>
-  </w:style>
-  <w:style w:type="character" w:customStyle="1" w:styleId="Heading1Char">
-    <w:name w:val="Heading 1 Char"/>
-    <w:basedOn w:val="DefaultParagraphFont"/>
-    <w:link w:val="Heading1"/>
-    <w:uiPriority w:val="9"/>
-    <w:rsid w:val="006E100A"/>
-    <w:rPr>
-      <w:rFonts w:asciiTheme="majorHAnsi" w:eastAsiaTheme="majorEastAsia" w:hAnsiTheme="majorHAnsi" w:cstheme="majorBidi"/>
-      <w:color w:val="0F4761" w:themeColor="accent1" w:themeShade="BF"/>
-      <w:sz w:val="40"/>
-      <w:szCs w:val="40"/>
-    </w:rPr>
-  </w:style>
-  <w:style w:type="character" w:customStyle="1" w:styleId="Heading2Char">
-    <w:name w:val="Heading 2 Char"/>
-    <w:basedOn w:val="DefaultParagraphFont"/>
-    <w:link w:val="Heading2"/>
-    <w:uiPriority w:val="9"/>
-    <w:semiHidden/>
-    <w:rsid w:val="006E100A"/>
-    <w:rPr>
-      <w:rFonts w:asciiTheme="majorHAnsi" w:eastAsiaTheme="majorEastAsia" w:hAnsiTheme="majorHAnsi" w:cstheme="majorBidi"/>
-      <w:color w:val="0F4761" w:themeColor="accent1" w:themeShade="BF"/>
-      <w:sz w:val="32"/>
-      <w:szCs w:val="32"/>
-    </w:rPr>
-  </w:style>
-  <w:style w:type="character" w:customStyle="1" w:styleId="Heading3Char">
-    <w:name w:val="Heading 3 Char"/>
-    <w:basedOn w:val="DefaultParagraphFont"/>
-    <w:link w:val="Heading3"/>
-    <w:uiPriority w:val="9"/>
-    <w:semiHidden/>
-    <w:rsid w:val="006E100A"/>
-    <w:rPr>
-      <w:rFonts w:eastAsiaTheme="majorEastAsia" w:cstheme="majorBidi"/>
-      <w:color w:val="0F4761" w:themeColor="accent1" w:themeShade="BF"/>
-      <w:sz w:val="28"/>
-      <w:szCs w:val="28"/>
-    </w:rPr>
-  </w:style>
-  <w:style w:type="character" w:customStyle="1" w:styleId="Heading4Char">
-    <w:name w:val="Heading 4 Char"/>
-    <w:basedOn w:val="DefaultParagraphFont"/>
-    <w:link w:val="Heading4"/>
-    <w:uiPriority w:val="9"/>
-    <w:semiHidden/>
-    <w:rsid w:val="006E100A"/>
-    <w:rPr>
-      <w:rFonts w:eastAsiaTheme="majorEastAsia" w:cstheme="majorBidi"/>
-      <w:i/>
-      <w:iCs/>
-      <w:color w:val="0F4761" w:themeColor="accent1" w:themeShade="BF"/>
-    </w:rPr>
-  </w:style>
-  <w:style w:type="character" w:customStyle="1" w:styleId="Heading5Char">
-    <w:name w:val="Heading 5 Char"/>
-    <w:basedOn w:val="DefaultParagraphFont"/>
-    <w:link w:val="Heading5"/>
-    <w:uiPriority w:val="9"/>
-    <w:semiHidden/>
-    <w:rsid w:val="006E100A"/>
-    <w:rPr>
-      <w:rFonts w:eastAsiaTheme="majorEastAsia" w:cstheme="majorBidi"/>
-      <w:color w:val="0F4761" w:themeColor="accent1" w:themeShade="BF"/>
-    </w:rPr>
-  </w:style>
-  <w:style w:type="character" w:customStyle="1" w:styleId="Heading6Char">
-    <w:name w:val="Heading 6 Char"/>
-    <w:basedOn w:val="DefaultParagraphFont"/>
-    <w:link w:val="Heading6"/>
-    <w:uiPriority w:val="9"/>
-    <w:semiHidden/>
-    <w:rsid w:val="006E100A"/>
-    <w:rPr>
-      <w:rFonts w:eastAsiaTheme="majorEastAsia" w:cstheme="majorBidi"/>
-      <w:i/>
-      <w:iCs/>
-      <w:color w:val="595959" w:themeColor="text1" w:themeTint="A6"/>
-    </w:rPr>
-  </w:style>
-  <w:style w:type="character" w:customStyle="1" w:styleId="Heading7Char">
-    <w:name w:val="Heading 7 Char"/>
-    <w:basedOn w:val="DefaultParagraphFont"/>
-    <w:link w:val="Heading7"/>
-    <w:uiPriority w:val="9"/>
-    <w:semiHidden/>
-    <w:rsid w:val="006E100A"/>
-    <w:rPr>
-      <w:rFonts w:eastAsiaTheme="majorEastAsia" w:cstheme="majorBidi"/>
-      <w:color w:val="595959" w:themeColor="text1" w:themeTint="A6"/>
-    </w:rPr>
-  </w:style>
-  <w:style w:type="character" w:customStyle="1" w:styleId="Heading8Char">
-    <w:name w:val="Heading 8 Char"/>
-    <w:basedOn w:val="DefaultParagraphFont"/>
-    <w:link w:val="Heading8"/>
-    <w:uiPriority w:val="9"/>
-    <w:semiHidden/>
-    <w:rsid w:val="006E100A"/>
-    <w:rPr>
-      <w:rFonts w:eastAsiaTheme="majorEastAsia" w:cstheme="majorBidi"/>
-      <w:i/>
-      <w:iCs/>
-      <w:color w:val="272727" w:themeColor="text1" w:themeTint="D8"/>
-    </w:rPr>
-  </w:style>
-  <w:style w:type="character" w:customStyle="1" w:styleId="Heading9Char">
-    <w:name w:val="Heading 9 Char"/>
-    <w:basedOn w:val="DefaultParagraphFont"/>
-    <w:link w:val="Heading9"/>
-    <w:uiPriority w:val="9"/>
-    <w:semiHidden/>
-    <w:rsid w:val="006E100A"/>
-    <w:rPr>
-      <w:rFonts w:eastAsiaTheme="majorEastAsia" w:cstheme="majorBidi"/>
-      <w:color w:val="272727" w:themeColor="text1" w:themeTint="D8"/>
-    </w:rPr>
-  </w:style>
-  <w:style w:type="paragraph" w:styleId="Title">
-    <w:name w:val="Title"/>
-    <w:basedOn w:val="Normal"/>
-    <w:next w:val="Normal"/>
-    <w:link w:val="TitleChar"/>
-    <w:uiPriority w:val="10"/>
-    <w:qFormat/>
-    <w:rsid w:val="006E100A"/>
-    <w:pPr>
-      <w:spacing w:after="80" w:line="240" w:lineRule="auto"/>
-      <w:contextualSpacing/>
-    </w:pPr>
-    <w:rPr>
-      <w:rFonts w:asciiTheme="majorHAnsi" w:eastAsiaTheme="majorEastAsia" w:hAnsiTheme="majorHAnsi" w:cstheme="majorBidi"/>
-      <w:spacing w:val="-10"/>
-      <w:kern w:val="28"/>
-      <w:sz w:val="56"/>
-      <w:szCs w:val="56"/>
-    </w:rPr>
-  </w:style>
-  <w:style w:type="character" w:customStyle="1" w:styleId="TitleChar">
-    <w:name w:val="Title Char"/>
-    <w:basedOn w:val="DefaultParagraphFont"/>
-    <w:link w:val="Title"/>
-    <w:uiPriority w:val="10"/>
-    <w:rsid w:val="006E100A"/>
-    <w:rPr>
-      <w:rFonts w:asciiTheme="majorHAnsi" w:eastAsiaTheme="majorEastAsia" w:hAnsiTheme="majorHAnsi" w:cstheme="majorBidi"/>
-      <w:spacing w:val="-10"/>
-      <w:kern w:val="28"/>
-      <w:sz w:val="56"/>
-      <w:szCs w:val="56"/>
-    </w:rPr>
-  </w:style>
-  <w:style w:type="paragraph" w:styleId="Subtitle">
-    <w:name w:val="Subtitle"/>
-    <w:basedOn w:val="Normal"/>
-    <w:next w:val="Normal"/>
-    <w:link w:val="SubtitleChar"/>
-    <w:uiPriority w:val="11"/>
-    <w:qFormat/>
-    <w:rsid w:val="006E100A"/>
-    <w:pPr>
-      <w:numPr>
-        <w:ilvl w:val="1"/>
-      </w:numPr>
-    </w:pPr>
-    <w:rPr>
-      <w:rFonts w:eastAsiaTheme="majorEastAsia" w:cstheme="majorBidi"/>
-      <w:color w:val="595959" w:themeColor="text1" w:themeTint="A6"/>
-      <w:spacing w:val="15"/>
-      <w:sz w:val="28"/>
-      <w:szCs w:val="28"/>
-    </w:rPr>
-  </w:style>
-  <w:style w:type="character" w:customStyle="1" w:styleId="SubtitleChar">
-    <w:name w:val="Subtitle Char"/>
-    <w:basedOn w:val="DefaultParagraphFont"/>
-    <w:link w:val="Subtitle"/>
-    <w:uiPriority w:val="11"/>
-    <w:rsid w:val="006E100A"/>
-    <w:rPr>
-      <w:rFonts w:eastAsiaTheme="majorEastAsia" w:cstheme="majorBidi"/>
-      <w:color w:val="595959" w:themeColor="text1" w:themeTint="A6"/>
-      <w:spacing w:val="15"/>
-      <w:sz w:val="28"/>
-      <w:szCs w:val="28"/>
-    </w:rPr>
-  </w:style>
-  <w:style w:type="paragraph" w:styleId="Quote">
-    <w:name w:val="Quote"/>
-    <w:basedOn w:val="Normal"/>
-    <w:next w:val="Normal"/>
-    <w:link w:val="QuoteChar"/>
-    <w:uiPriority w:val="29"/>
-    <w:qFormat/>
-    <w:rsid w:val="006E100A"/>
-    <w:pPr>
-      <w:spacing w:before="160"/>
-      <w:jc w:val="center"/>
-    </w:pPr>
-    <w:rPr>
-      <w:i/>
-      <w:iCs/>
-      <w:color w:val="404040" w:themeColor="text1" w:themeTint="BF"/>
-    </w:rPr>
-  </w:style>
-  <w:style w:type="character" w:customStyle="1" w:styleId="QuoteChar">
-    <w:name w:val="Quote Char"/>
-    <w:basedOn w:val="DefaultParagraphFont"/>
-    <w:link w:val="Quote"/>
-    <w:uiPriority w:val="29"/>
-    <w:rsid w:val="006E100A"/>
-    <w:rPr>
-      <w:i/>
-      <w:iCs/>
-      <w:color w:val="404040" w:themeColor="text1" w:themeTint="BF"/>
-    </w:rPr>
-  </w:style>
-  <w:style w:type="paragraph" w:styleId="ListParagraph">
-    <w:name w:val="List Paragraph"/>
-    <w:basedOn w:val="Normal"/>
-    <w:uiPriority w:val="34"/>
-    <w:qFormat/>
-    <w:rsid w:val="006E100A"/>
-    <w:pPr>
-      <w:ind w:left="720"/>
-      <w:contextualSpacing/>
-    </w:pPr>
-  </w:style>
-  <w:style w:type="character" w:styleId="IntenseEmphasis">
-    <w:name w:val="Intense Emphasis"/>
-    <w:basedOn w:val="DefaultParagraphFont"/>
-    <w:uiPriority w:val="21"/>
-    <w:qFormat/>
-    <w:rsid w:val="006E100A"/>
-    <w:rPr>
-      <w:i/>
-      <w:iCs/>
-      <w:color w:val="0F4761" w:themeColor="accent1" w:themeShade="BF"/>
-    </w:rPr>
-  </w:style>
-  <w:style w:type="paragraph" w:styleId="IntenseQuote">
-    <w:name w:val="Intense Quote"/>
-    <w:basedOn w:val="Normal"/>
-    <w:next w:val="Normal"/>
-    <w:link w:val="IntenseQuoteChar"/>
-    <w:uiPriority w:val="30"/>
-    <w:qFormat/>
-    <w:rsid w:val="006E100A"/>
-    <w:pPr>
-      <w:pBdr>
-        <w:top w:val="single" w:sz="4" w:space="10" w:color="0F4761" w:themeColor="accent1" w:themeShade="BF"/>
-        <w:bottom w:val="single" w:sz="4" w:space="10" w:color="0F4761" w:themeColor="accent1" w:themeShade="BF"/>
-      </w:pBdr>
-      <w:spacing w:before="360" w:after="360"/>
-      <w:ind w:left="864" w:right="864"/>
-      <w:jc w:val="center"/>
-    </w:pPr>
-    <w:rPr>
-      <w:i/>
-      <w:iCs/>
-      <w:color w:val="0F4761" w:themeColor="accent1" w:themeShade="BF"/>
-    </w:rPr>
-  </w:style>
-  <w:style w:type="character" w:customStyle="1" w:styleId="IntenseQuoteChar">
-    <w:name w:val="Intense Quote Char"/>
-    <w:basedOn w:val="DefaultParagraphFont"/>
-    <w:link w:val="IntenseQuote"/>
-    <w:uiPriority w:val="30"/>
-    <w:rsid w:val="006E100A"/>
-    <w:rPr>
-      <w:i/>
-      <w:iCs/>
-      <w:color w:val="0F4761" w:themeColor="accent1" w:themeShade="BF"/>
-    </w:rPr>
-  </w:style>
-  <w:style w:type="character" w:styleId="IntenseReference">
-    <w:name w:val="Intense Reference"/>
-    <w:basedOn w:val="DefaultParagraphFont"/>
-    <w:uiPriority w:val="32"/>
-    <w:qFormat/>
-    <w:rsid w:val="006E100A"/>
-    <w:rPr>
-      <w:b/>
-      <w:bCs/>
-      <w:smallCaps/>
-      <w:color w:val="0F4761" w:themeColor="accent1" w:themeShade="BF"/>
-      <w:spacing w:val="5"/>
-    </w:rPr>
-  </w:style>
   <w:style w:type="table" w:styleId="TableGrid">
     <w:name w:val="Table Grid"/>
     <w:basedOn w:val="TableNormal"/>
     <w:uiPriority w:val="39"/>
-    <w:rsid w:val="00CC2910"/>
+    <w:rsid w:val="00cc2910"/>
     <w:pPr>
       <w:spacing w:after="0" w:line="240" w:lineRule="auto"/>
     </w:pPr>
     <w:tblPr>
       <w:tblBorders>
-        <w:top w:val="single" w:sz="4" w:space="0" w:color="auto"/>
-        <w:left w:val="single" w:sz="4" w:space="0" w:color="auto"/>
-        <w:bottom w:val="single" w:sz="4" w:space="0" w:color="auto"/>
-        <w:right w:val="single" w:sz="4" w:space="0" w:color="auto"/>
-        <w:insideH w:val="single" w:sz="4" w:space="0" w:color="auto"/>
-        <w:insideV w:val="single" w:sz="4" w:space="0" w:color="auto"/>
+        <w:top w:val="single" w:color="auto" w:sz="4" w:space="0"/>
+        <w:left w:val="single" w:color="auto" w:sz="4" w:space="0"/>
+        <w:bottom w:val="single" w:color="auto" w:sz="4" w:space="0"/>
+        <w:right w:val="single" w:color="auto" w:sz="4" w:space="0"/>
+        <w:insideH w:val="single" w:color="auto" w:sz="4" w:space="0"/>
+        <w:insideV w:val="single" w:color="auto" w:sz="4" w:space="0"/>
       </w:tblBorders>
     </w:tblPr>
   </w:style>
@@ -1379,7 +1619,7 @@
     <w:name w:val="Grid Table 5 Dark"/>
     <w:basedOn w:val="TableNormal"/>
     <w:uiPriority w:val="50"/>
-    <w:rsid w:val="00CC2910"/>
+    <w:rsid w:val="00cc2910"/>
     <w:pPr>
       <w:spacing w:after="0" w:line="240" w:lineRule="auto"/>
     </w:pPr>
@@ -1387,12 +1627,12 @@
       <w:tblStyleRowBandSize w:val="1"/>
       <w:tblStyleColBandSize w:val="1"/>
       <w:tblBorders>
-        <w:top w:val="single" w:sz="4" w:space="0" w:color="FFFFFF" w:themeColor="background1"/>
-        <w:left w:val="single" w:sz="4" w:space="0" w:color="FFFFFF" w:themeColor="background1"/>
-        <w:bottom w:val="single" w:sz="4" w:space="0" w:color="FFFFFF" w:themeColor="background1"/>
-        <w:right w:val="single" w:sz="4" w:space="0" w:color="FFFFFF" w:themeColor="background1"/>
-        <w:insideH w:val="single" w:sz="4" w:space="0" w:color="FFFFFF" w:themeColor="background1"/>
-        <w:insideV w:val="single" w:sz="4" w:space="0" w:color="FFFFFF" w:themeColor="background1"/>
+        <w:top w:val="single" w:color="FFFFFF" w:themeColor="background1" w:sz="4" w:space="0"/>
+        <w:left w:val="single" w:color="FFFFFF" w:themeColor="background1" w:sz="4" w:space="0"/>
+        <w:bottom w:val="single" w:color="FFFFFF" w:themeColor="background1" w:sz="4" w:space="0"/>
+        <w:right w:val="single" w:color="FFFFFF" w:themeColor="background1" w:sz="4" w:space="0"/>
+        <w:insideH w:val="single" w:color="FFFFFF" w:themeColor="background1" w:sz="4" w:space="0"/>
+        <w:insideV w:val="single" w:color="FFFFFF" w:themeColor="background1" w:sz="4" w:space="0"/>
       </w:tblBorders>
     </w:tblPr>
     <w:tcPr>
@@ -1407,9 +1647,9 @@
       <w:tblPr/>
       <w:tcPr>
         <w:tcBorders>
-          <w:top w:val="single" w:sz="4" w:space="0" w:color="FFFFFF" w:themeColor="background1"/>
-          <w:left w:val="single" w:sz="4" w:space="0" w:color="FFFFFF" w:themeColor="background1"/>
-          <w:right w:val="single" w:sz="4" w:space="0" w:color="FFFFFF" w:themeColor="background1"/>
+          <w:top w:val="single" w:color="FFFFFF" w:themeColor="background1" w:sz="4" w:space="0"/>
+          <w:left w:val="single" w:color="FFFFFF" w:themeColor="background1" w:sz="4" w:space="0"/>
+          <w:right w:val="single" w:color="FFFFFF" w:themeColor="background1" w:sz="4" w:space="0"/>
           <w:insideH w:val="nil"/>
           <w:insideV w:val="nil"/>
         </w:tcBorders>
@@ -1425,9 +1665,9 @@
       <w:tblPr/>
       <w:tcPr>
         <w:tcBorders>
-          <w:left w:val="single" w:sz="4" w:space="0" w:color="FFFFFF" w:themeColor="background1"/>
-          <w:bottom w:val="single" w:sz="4" w:space="0" w:color="FFFFFF" w:themeColor="background1"/>
-          <w:right w:val="single" w:sz="4" w:space="0" w:color="FFFFFF" w:themeColor="background1"/>
+          <w:left w:val="single" w:color="FFFFFF" w:themeColor="background1" w:sz="4" w:space="0"/>
+          <w:bottom w:val="single" w:color="FFFFFF" w:themeColor="background1" w:sz="4" w:space="0"/>
+          <w:right w:val="single" w:color="FFFFFF" w:themeColor="background1" w:sz="4" w:space="0"/>
           <w:insideH w:val="nil"/>
           <w:insideV w:val="nil"/>
         </w:tcBorders>
@@ -1443,9 +1683,9 @@
       <w:tblPr/>
       <w:tcPr>
         <w:tcBorders>
-          <w:top w:val="single" w:sz="4" w:space="0" w:color="FFFFFF" w:themeColor="background1"/>
-          <w:left w:val="single" w:sz="4" w:space="0" w:color="FFFFFF" w:themeColor="background1"/>
-          <w:bottom w:val="single" w:sz="4" w:space="0" w:color="FFFFFF" w:themeColor="background1"/>
+          <w:top w:val="single" w:color="FFFFFF" w:themeColor="background1" w:sz="4" w:space="0"/>
+          <w:left w:val="single" w:color="FFFFFF" w:themeColor="background1" w:sz="4" w:space="0"/>
+          <w:bottom w:val="single" w:color="FFFFFF" w:themeColor="background1" w:sz="4" w:space="0"/>
           <w:insideV w:val="nil"/>
         </w:tcBorders>
         <w:shd w:val="clear" w:color="auto" w:fill="000000" w:themeFill="text1"/>
@@ -1460,9 +1700,9 @@
       <w:tblPr/>
       <w:tcPr>
         <w:tcBorders>
-          <w:top w:val="single" w:sz="4" w:space="0" w:color="FFFFFF" w:themeColor="background1"/>
-          <w:bottom w:val="single" w:sz="4" w:space="0" w:color="FFFFFF" w:themeColor="background1"/>
-          <w:right w:val="single" w:sz="4" w:space="0" w:color="FFFFFF" w:themeColor="background1"/>
+          <w:top w:val="single" w:color="FFFFFF" w:themeColor="background1" w:sz="4" w:space="0"/>
+          <w:bottom w:val="single" w:color="FFFFFF" w:themeColor="background1" w:sz="4" w:space="0"/>
+          <w:right w:val="single" w:color="FFFFFF" w:themeColor="background1" w:sz="4" w:space="0"/>
           <w:insideV w:val="nil"/>
         </w:tcBorders>
         <w:shd w:val="clear" w:color="auto" w:fill="000000" w:themeFill="text1"/>
@@ -1485,7 +1725,7 @@
     <w:name w:val="Grid Table 5 Dark Accent 1"/>
     <w:basedOn w:val="TableNormal"/>
     <w:uiPriority w:val="50"/>
-    <w:rsid w:val="00CC2910"/>
+    <w:rsid w:val="00cc2910"/>
     <w:pPr>
       <w:spacing w:after="0" w:line="240" w:lineRule="auto"/>
     </w:pPr>
@@ -1493,12 +1733,12 @@
       <w:tblStyleRowBandSize w:val="1"/>
       <w:tblStyleColBandSize w:val="1"/>
       <w:tblBorders>
-        <w:top w:val="single" w:sz="4" w:space="0" w:color="FFFFFF" w:themeColor="background1"/>
-        <w:left w:val="single" w:sz="4" w:space="0" w:color="FFFFFF" w:themeColor="background1"/>
-        <w:bottom w:val="single" w:sz="4" w:space="0" w:color="FFFFFF" w:themeColor="background1"/>
-        <w:right w:val="single" w:sz="4" w:space="0" w:color="FFFFFF" w:themeColor="background1"/>
-        <w:insideH w:val="single" w:sz="4" w:space="0" w:color="FFFFFF" w:themeColor="background1"/>
-        <w:insideV w:val="single" w:sz="4" w:space="0" w:color="FFFFFF" w:themeColor="background1"/>
+        <w:top w:val="single" w:color="FFFFFF" w:themeColor="background1" w:sz="4" w:space="0"/>
+        <w:left w:val="single" w:color="FFFFFF" w:themeColor="background1" w:sz="4" w:space="0"/>
+        <w:bottom w:val="single" w:color="FFFFFF" w:themeColor="background1" w:sz="4" w:space="0"/>
+        <w:right w:val="single" w:color="FFFFFF" w:themeColor="background1" w:sz="4" w:space="0"/>
+        <w:insideH w:val="single" w:color="FFFFFF" w:themeColor="background1" w:sz="4" w:space="0"/>
+        <w:insideV w:val="single" w:color="FFFFFF" w:themeColor="background1" w:sz="4" w:space="0"/>
       </w:tblBorders>
     </w:tblPr>
     <w:tcPr>
@@ -1513,9 +1753,9 @@
       <w:tblPr/>
       <w:tcPr>
         <w:tcBorders>
-          <w:top w:val="single" w:sz="4" w:space="0" w:color="FFFFFF" w:themeColor="background1"/>
-          <w:left w:val="single" w:sz="4" w:space="0" w:color="FFFFFF" w:themeColor="background1"/>
-          <w:right w:val="single" w:sz="4" w:space="0" w:color="FFFFFF" w:themeColor="background1"/>
+          <w:top w:val="single" w:color="FFFFFF" w:themeColor="background1" w:sz="4" w:space="0"/>
+          <w:left w:val="single" w:color="FFFFFF" w:themeColor="background1" w:sz="4" w:space="0"/>
+          <w:right w:val="single" w:color="FFFFFF" w:themeColor="background1" w:sz="4" w:space="0"/>
           <w:insideH w:val="nil"/>
           <w:insideV w:val="nil"/>
         </w:tcBorders>
@@ -1531,9 +1771,9 @@
       <w:tblPr/>
       <w:tcPr>
         <w:tcBorders>
-          <w:left w:val="single" w:sz="4" w:space="0" w:color="FFFFFF" w:themeColor="background1"/>
-          <w:bottom w:val="single" w:sz="4" w:space="0" w:color="FFFFFF" w:themeColor="background1"/>
-          <w:right w:val="single" w:sz="4" w:space="0" w:color="FFFFFF" w:themeColor="background1"/>
+          <w:left w:val="single" w:color="FFFFFF" w:themeColor="background1" w:sz="4" w:space="0"/>
+          <w:bottom w:val="single" w:color="FFFFFF" w:themeColor="background1" w:sz="4" w:space="0"/>
+          <w:right w:val="single" w:color="FFFFFF" w:themeColor="background1" w:sz="4" w:space="0"/>
           <w:insideH w:val="nil"/>
           <w:insideV w:val="nil"/>
         </w:tcBorders>
@@ -1549,9 +1789,9 @@
       <w:tblPr/>
       <w:tcPr>
         <w:tcBorders>
-          <w:top w:val="single" w:sz="4" w:space="0" w:color="FFFFFF" w:themeColor="background1"/>
-          <w:left w:val="single" w:sz="4" w:space="0" w:color="FFFFFF" w:themeColor="background1"/>
-          <w:bottom w:val="single" w:sz="4" w:space="0" w:color="FFFFFF" w:themeColor="background1"/>
+          <w:top w:val="single" w:color="FFFFFF" w:themeColor="background1" w:sz="4" w:space="0"/>
+          <w:left w:val="single" w:color="FFFFFF" w:themeColor="background1" w:sz="4" w:space="0"/>
+          <w:bottom w:val="single" w:color="FFFFFF" w:themeColor="background1" w:sz="4" w:space="0"/>
           <w:insideV w:val="nil"/>
         </w:tcBorders>
         <w:shd w:val="clear" w:color="auto" w:fill="156082" w:themeFill="accent1"/>
@@ -1566,9 +1806,9 @@
       <w:tblPr/>
       <w:tcPr>
         <w:tcBorders>
-          <w:top w:val="single" w:sz="4" w:space="0" w:color="FFFFFF" w:themeColor="background1"/>
-          <w:bottom w:val="single" w:sz="4" w:space="0" w:color="FFFFFF" w:themeColor="background1"/>
-          <w:right w:val="single" w:sz="4" w:space="0" w:color="FFFFFF" w:themeColor="background1"/>
+          <w:top w:val="single" w:color="FFFFFF" w:themeColor="background1" w:sz="4" w:space="0"/>
+          <w:bottom w:val="single" w:color="FFFFFF" w:themeColor="background1" w:sz="4" w:space="0"/>
+          <w:right w:val="single" w:color="FFFFFF" w:themeColor="background1" w:sz="4" w:space="0"/>
           <w:insideV w:val="nil"/>
         </w:tcBorders>
         <w:shd w:val="clear" w:color="auto" w:fill="156082" w:themeFill="accent1"/>
